--- a/docs/submission/Nyx_answerSheet_filled.docx
+++ b/docs/submission/Nyx_answerSheet_filled.docx
@@ -268,436 +268,133 @@
     </w:p>
     <w:p>
       <w:r>
-        <w:t>参赛队名称：</w:t>
-      </w:r>
-      <w:r>
+        <w:rPr>
+          <w:rFonts w:ascii="宋体" w:hAnsi="宋体" w:eastAsia="宋体"/>
+          <w:sz w:val="21"/>
+        </w:rPr>
+        <w:t>参赛队名称：学校-姓名-赛道1-II</w:t>
+      </w:r>
+    </w:p>
+    <w:p>
+      <w:pPr>
         <w:rPr>
           <w:color w:val="BFBFBF"/>
         </w:rPr>
-        <w:t>天津大学</w:t>
-      </w:r>
-      <w:r>
+      </w:pPr>
+      <w:r>
+        <w:rPr>
+          <w:rFonts w:ascii="宋体" w:hAnsi="宋体" w:eastAsia="宋体"/>
+          <w:sz w:val="21"/>
+        </w:rPr>
+        <w:t>团队成员：张三，某某大学，zhang@example.edu.cn，队长</w:t>
+      </w:r>
+    </w:p>
+    <w:p>
+      <w:pPr>
         <w:rPr>
           <w:color w:val="BFBFBF"/>
         </w:rPr>
-        <w:t>-</w:t>
-      </w:r>
-      <w:r>
+      </w:pPr>
+      <w:r>
+        <w:tab/>
+        <w:tab/>
+        <w:tab/>
+        <w:t>李四，某某大学，li@example.edu.cn</w:t>
+      </w:r>
+    </w:p>
+    <w:p>
+      <w:pPr>
         <w:rPr>
           <w:color w:val="BFBFBF"/>
         </w:rPr>
-        <w:t>张三</w:t>
-      </w:r>
-      <w:r>
-        <w:rPr>
-          <w:rFonts w:hint="eastAsia"/>
+      </w:pPr>
+      <w:r>
+        <w:rPr>
           <w:color w:val="BFBFBF"/>
         </w:rPr>
-        <w:t>-</w:t>
-      </w:r>
-      <w:r>
-        <w:rPr>
-          <w:rFonts w:hint="eastAsia"/>
+        <w:tab/>
+      </w:r>
+      <w:r>
+        <w:rPr>
           <w:color w:val="BFBFBF"/>
         </w:rPr>
-        <w:t>赛道</w:t>
-      </w:r>
-      <w:r>
-        <w:rPr>
-          <w:rFonts w:hint="eastAsia"/>
+        <w:tab/>
+      </w:r>
+      <w:r>
+        <w:rPr>
           <w:color w:val="BFBFBF"/>
         </w:rPr>
-        <w:t>1</w:t>
+        <w:tab/>
       </w:r>
       <w:r>
         <w:rPr>
           <w:color w:val="BFBFBF"/>
         </w:rPr>
-        <w:t>-</w:t>
-      </w:r>
-      <w:r>
-        <w:rPr>
-          <w:rFonts w:hint="eastAsia"/>
+        <w:t>黄五，天津大学，</w:t>
+      </w:r>
+      <w:r>
+        <w:fldChar w:fldCharType="begin"/>
+      </w:r>
+      <w:r>
+        <w:instrText xml:space="preserve"> HYPERLINK "mailto:hw@tju.edu.cn" </w:instrText>
+      </w:r>
+      <w:r>
+        <w:fldChar w:fldCharType="separate"/>
+      </w:r>
+      <w:r>
+        <w:rPr>
           <w:color w:val="BFBFBF"/>
         </w:rPr>
-        <w:t>I</w:t>
-      </w:r>
-    </w:p>
-    <w:p>
-      <w:pPr>
+        <w:t>hw@tju.edu.cn</w:t>
+      </w:r>
+      <w:r>
         <w:rPr>
           <w:color w:val="BFBFBF"/>
         </w:rPr>
-      </w:pPr>
-      <w:r>
-        <w:rPr>
-          <w:rFonts w:hint="eastAsia"/>
-        </w:rPr>
-        <w:t>团队</w:t>
-      </w:r>
-      <w:r>
-        <w:t>成员：</w:t>
-      </w:r>
-      <w:r>
+        <w:fldChar w:fldCharType="end"/>
+      </w:r>
+      <w:r>
+        <w:rPr>
+          <w:color w:val="BFBFBF"/>
+        </w:rPr>
+        <w:t>，指导老师</w:t>
+      </w:r>
+    </w:p>
+    <w:p>
+      <w:pPr>
+        <w:rPr>
+          <w:color w:val="BFBFBF"/>
+        </w:rPr>
+      </w:pPr>
+      <w:r>
+        <w:t>团队成员是否与报名表一致（是或否）：是</w:t>
+      </w:r>
+    </w:p>
+    <w:p>
+      <w:r>
+        <w:t>是否学生队（是或否）：</w:t>
         <w:tab/>
-      </w:r>
-      <w:r>
+        <w:t>是</w:t>
+      </w:r>
+    </w:p>
+    <w:p>
+      <w:r>
+        <w:t>使用的分析工具或开发工具（如果使用了自己研发的软件或工具请具体说明）：Vite、React、TypeScript、vtk.js、D3.js、Python（precompute/generate_figures）、Playwright 体渲染截图；NyxViz 自研交互仪表盘</w:t>
+      </w:r>
+    </w:p>
+    <w:p>
+      <w:r>
+        <w:t>共计耗费时间（人天）： 30人天</w:t>
+      </w:r>
+    </w:p>
+    <w:p>
+      <w:pPr>
         <w:rPr>
           <w:color w:val="BFBFBF"/>
         </w:rPr>
-        <w:t>张三，天津大学，</w:t>
-      </w:r>
-      <w:r>
-        <w:fldChar w:fldCharType="begin"/>
-      </w:r>
-      <w:r>
-        <w:instrText xml:space="preserve"> HYPERLINK "mailto:zs@tju.edu.cn" </w:instrText>
-      </w:r>
-      <w:r>
-        <w:fldChar w:fldCharType="separate"/>
-      </w:r>
-      <w:r>
-        <w:rPr>
-          <w:color w:val="BFBFBF"/>
-        </w:rPr>
-        <w:t>zs@tju.edu.cn</w:t>
-      </w:r>
-      <w:r>
-        <w:rPr>
-          <w:color w:val="BFBFBF"/>
-        </w:rPr>
-        <w:fldChar w:fldCharType="end"/>
-      </w:r>
-      <w:r>
-        <w:rPr>
-          <w:rFonts w:hint="eastAsia"/>
-          <w:color w:val="BFBFBF"/>
-        </w:rPr>
-        <w:t>，队长</w:t>
-      </w:r>
-    </w:p>
-    <w:p>
-      <w:pPr>
-        <w:rPr>
-          <w:color w:val="BFBFBF"/>
-        </w:rPr>
-      </w:pPr>
-      <w:r>
-        <w:rPr>
-          <w:color w:val="BFBFBF"/>
-        </w:rPr>
-        <w:tab/>
-      </w:r>
-      <w:r>
-        <w:rPr>
-          <w:color w:val="BFBFBF"/>
-        </w:rPr>
-        <w:tab/>
-      </w:r>
-      <w:r>
-        <w:rPr>
-          <w:color w:val="BFBFBF"/>
-        </w:rPr>
-        <w:tab/>
-      </w:r>
-      <w:r>
-        <w:rPr>
-          <w:color w:val="BFBFBF"/>
-        </w:rPr>
-        <w:t>李四，天津大学，</w:t>
-      </w:r>
-      <w:hyperlink r:id="rId6" w:history="1">
-        <w:r>
-          <w:rPr>
-            <w:color w:val="BFBFBF"/>
-          </w:rPr>
-          <w:t>ls@tju.edu.cn</w:t>
-        </w:r>
-      </w:hyperlink>
-    </w:p>
-    <w:p>
-      <w:pPr>
-        <w:rPr>
-          <w:color w:val="BFBFBF"/>
-        </w:rPr>
-      </w:pPr>
-      <w:r>
-        <w:rPr>
-          <w:color w:val="BFBFBF"/>
-        </w:rPr>
-        <w:tab/>
-      </w:r>
-      <w:r>
-        <w:rPr>
-          <w:color w:val="BFBFBF"/>
-        </w:rPr>
-        <w:tab/>
-      </w:r>
-      <w:r>
-        <w:rPr>
-          <w:color w:val="BFBFBF"/>
-        </w:rPr>
-        <w:tab/>
-      </w:r>
-      <w:r>
-        <w:rPr>
-          <w:color w:val="BFBFBF"/>
-        </w:rPr>
-        <w:t>黄五，天津大学，</w:t>
-      </w:r>
-      <w:r>
-        <w:fldChar w:fldCharType="begin"/>
-      </w:r>
-      <w:r>
-        <w:instrText xml:space="preserve"> HYPERLINK "mailto:hw@tju.edu.cn" </w:instrText>
-      </w:r>
-      <w:r>
-        <w:fldChar w:fldCharType="separate"/>
-      </w:r>
-      <w:r>
-        <w:rPr>
-          <w:color w:val="BFBFBF"/>
-        </w:rPr>
-        <w:t>hw@tju.edu.cn</w:t>
-      </w:r>
-      <w:r>
-        <w:rPr>
-          <w:color w:val="BFBFBF"/>
-        </w:rPr>
-        <w:fldChar w:fldCharType="end"/>
-      </w:r>
-      <w:r>
-        <w:rPr>
-          <w:color w:val="BFBFBF"/>
-        </w:rPr>
-        <w:t>，指导老师</w:t>
-      </w:r>
-    </w:p>
-    <w:p>
-      <w:pPr>
-        <w:rPr>
-          <w:color w:val="BFBFBF"/>
-        </w:rPr>
-      </w:pPr>
-      <w:r>
-        <w:t>团队成员是否与报名表一致</w:t>
-      </w:r>
-      <w:r>
-        <w:rPr>
-          <w:rFonts w:hint="eastAsia"/>
-        </w:rPr>
-        <w:t>（是或否）</w:t>
-      </w:r>
-      <w:r>
-        <w:rPr>
-          <w:color w:val="BFBFBF"/>
-        </w:rPr>
-        <w:t>：是</w:t>
-      </w:r>
-    </w:p>
-    <w:p>
-      <w:r>
-        <w:rPr>
-          <w:rFonts w:hint="eastAsia"/>
-        </w:rPr>
-        <w:t>是否</w:t>
-      </w:r>
-      <w:r>
-        <w:t>学生</w:t>
-      </w:r>
-      <w:r>
-        <w:rPr>
-          <w:rFonts w:hint="eastAsia"/>
-        </w:rPr>
-        <w:t>队（是或否）：</w:t>
-      </w:r>
-      <w:r>
-        <w:tab/>
-      </w:r>
-      <w:r>
-        <w:rPr>
-          <w:color w:val="D9D9D9"/>
-        </w:rPr>
-        <w:t>是</w:t>
-      </w:r>
-    </w:p>
-    <w:p>
-      <w:r>
-        <w:rPr>
-          <w:rFonts w:hint="eastAsia"/>
-        </w:rPr>
-        <w:t>使用</w:t>
-      </w:r>
-      <w:r>
-        <w:t>的分析工具</w:t>
-      </w:r>
-      <w:r>
-        <w:rPr>
-          <w:rFonts w:hint="eastAsia"/>
-        </w:rPr>
-        <w:t>或开发工具（</w:t>
-      </w:r>
-      <w:r>
-        <w:t>如果使用了自己研发的软件或工具请具体说明</w:t>
-      </w:r>
-      <w:r>
-        <w:rPr>
-          <w:rFonts w:hint="eastAsia"/>
-        </w:rPr>
-        <w:t>）</w:t>
-      </w:r>
-      <w:r>
-        <w:t>：</w:t>
-      </w:r>
-      <w:r>
-        <w:rPr>
-          <w:color w:val="BFBFBF"/>
-        </w:rPr>
-        <w:t>D3</w:t>
-      </w:r>
-      <w:r>
-        <w:rPr>
-          <w:color w:val="BFBFBF"/>
-        </w:rPr>
-        <w:t>，</w:t>
-      </w:r>
-      <w:r>
-        <w:rPr>
-          <w:color w:val="BFBFBF"/>
-        </w:rPr>
-        <w:t>Excel</w:t>
-      </w:r>
-      <w:r>
-        <w:rPr>
-          <w:color w:val="BFBFBF"/>
-        </w:rPr>
-        <w:t>，</w:t>
-      </w:r>
-      <w:r>
-        <w:rPr>
-          <w:color w:val="BFBFBF"/>
-        </w:rPr>
-        <w:t>MySQL</w:t>
-      </w:r>
-      <w:r>
-        <w:rPr>
-          <w:color w:val="BFBFBF"/>
-        </w:rPr>
-        <w:t>，</w:t>
-      </w:r>
-      <w:r>
-        <w:rPr>
-          <w:color w:val="BFBFBF"/>
-        </w:rPr>
-        <w:t>Qt</w:t>
-      </w:r>
-      <w:r>
-        <w:rPr>
-          <w:color w:val="BFBFBF"/>
-        </w:rPr>
-        <w:t>，</w:t>
-      </w:r>
-      <w:proofErr w:type="spellStart"/>
-      <w:r>
-        <w:rPr>
-          <w:rFonts w:hint="eastAsia"/>
-          <w:color w:val="BFBFBF"/>
-        </w:rPr>
-        <w:t>D</w:t>
-      </w:r>
-      <w:r>
-        <w:rPr>
-          <w:color w:val="BFBFBF"/>
-        </w:rPr>
-        <w:t>eepseek</w:t>
-      </w:r>
-      <w:proofErr w:type="spellEnd"/>
-      <w:r>
-        <w:rPr>
-          <w:rFonts w:hint="eastAsia"/>
-          <w:color w:val="BFBFBF"/>
-        </w:rPr>
-        <w:t>，</w:t>
-      </w:r>
-      <w:proofErr w:type="spellStart"/>
-      <w:r>
-        <w:rPr>
-          <w:color w:val="BFBFBF"/>
-        </w:rPr>
-        <w:t>CVASTer</w:t>
-      </w:r>
-      <w:proofErr w:type="spellEnd"/>
-      <w:r>
-        <w:rPr>
-          <w:color w:val="BFBFBF"/>
-        </w:rPr>
-        <w:t>（天津大学</w:t>
-      </w:r>
-      <w:r>
-        <w:rPr>
-          <w:color w:val="BFBFBF"/>
-        </w:rPr>
-        <w:t>xxx</w:t>
-      </w:r>
-      <w:r>
-        <w:rPr>
-          <w:color w:val="BFBFBF"/>
-        </w:rPr>
-        <w:t>中心开发的数据可视分析工具）</w:t>
-      </w:r>
-    </w:p>
-    <w:p>
-      <w:r>
-        <w:t>共计耗费时间（人天）：</w:t>
-      </w:r>
-      <w:r>
-        <w:rPr>
-          <w:rFonts w:hint="eastAsia"/>
-        </w:rPr>
-        <w:t xml:space="preserve"> </w:t>
-      </w:r>
-      <w:r>
-        <w:rPr>
-          <w:color w:val="BFBFBF"/>
-        </w:rPr>
-        <w:t>60</w:t>
-      </w:r>
-      <w:r>
-        <w:rPr>
-          <w:color w:val="BFBFBF"/>
-        </w:rPr>
-        <w:t>人天</w:t>
-      </w:r>
-    </w:p>
-    <w:p>
-      <w:pPr>
-        <w:rPr>
-          <w:color w:val="BFBFBF"/>
-        </w:rPr>
-      </w:pPr>
-      <w:r>
-        <w:rPr>
-          <w:rFonts w:hint="eastAsia"/>
-        </w:rPr>
-        <w:t>本次</w:t>
-      </w:r>
-      <w:r>
-        <w:t>比赛结束后，我们</w:t>
-      </w:r>
-      <w:r>
-        <w:rPr>
-          <w:rFonts w:hint="eastAsia"/>
-        </w:rPr>
-        <w:t>是否</w:t>
-      </w:r>
-      <w:r>
-        <w:t>可以在网络上公布该答卷与视频（是或否）：</w:t>
-      </w:r>
-      <w:r>
-        <w:rPr>
-          <w:color w:val="BFBFBF"/>
-        </w:rPr>
-        <w:t>是</w:t>
+      </w:pPr>
+      <w:r>
+        <w:t>本次比赛结束后，我们是否可以在网络上公布该答卷与视频（是或否）：是</w:t>
       </w:r>
     </w:p>
     <w:p>
@@ -827,146 +524,668 @@
       </w:r>
     </w:p>
     <w:p>
-      <w:r>
-        <w:rPr>
+      <w:pPr>
+        <w:spacing w:line="360" w:lineRule="auto" w:after="0" w:before="0"/>
+        <w:ind w:firstLine="420"/>
+        <w:jc w:val="both"/>
+      </w:pPr>
+      <w:r>
+        <w:rPr>
+          <w:rFonts w:ascii="宋体" w:hAnsi="宋体" w:eastAsia="宋体"/>
           <w:b w:val="0"/>
-        </w:rPr>
-        <w:t>（自动填入，正文 580 字）</w:t>
-      </w:r>
-    </w:p>
-    <w:p>
-      <w:r>
-        <w:rPr>
-          <w:b/>
-        </w:rPr>
-        <w:t>任务一：体数据渲染与密度演化</w:t>
-      </w:r>
-    </w:p>
-    <w:p>
-      <w:r>
-        <w:rPr>
+          <w:sz w:val="21"/>
+        </w:rPr>
+        <w:t>本任务对Nyx官方128³重子气体密度场进行体渲染展示。数据共100个时间步，小端float32存储，体素线性索引为z→y→x（index=z+128y+128²x）。渲染管线基于vtk.js GPU光线投射，传递函数采用宇宙学预设cosmic：在log域按全域p01–p99映射密度到颜色与不透明度，并启用Phong着色以突出filament脊线。为便于跨时刻对比，选取t=0、25、50、75、99五帧，固定相机位姿与色标范围，以1920×1080分辨率输出体渲染图与五联条带图。</w:t>
+      </w:r>
+    </w:p>
+    <w:p>
+      <w:pPr>
+        <w:spacing w:line="360" w:lineRule="auto" w:after="0" w:before="0"/>
+        <w:ind w:firstLine="420"/>
+        <w:jc w:val="both"/>
+      </w:pPr>
+      <w:r>
+        <w:rPr>
+          <w:rFonts w:ascii="宋体" w:hAnsi="宋体" w:eastAsia="宋体"/>
           <w:b w:val="0"/>
-        </w:rPr>
-        <w:t>方法</w:t>
-      </w:r>
-    </w:p>
-    <w:p>
-      <w:r>
-        <w:rPr>
+          <w:sz w:val="21"/>
+        </w:rPr>
+        <w:t>视觉观察与统计量相互印证。t=0时整体呈均匀雾状，filament对比度弱，均值约9.4854、σ仅0.4318，尚处于涨落初生的平滑阶段。t=25–50丝状结构逐渐连通，低密度void区域扩大，σ由0.43升至0.47附近。t=99宇宙网拓扑最为清晰：高密度脊线与节点在体渲染中形成亮带，σ达0.4983、p99=10.7601，与右尾增厚及max=14.4494一致。五帧统一色标后，void—filament—node的空间布局由模糊走向可辨，为后续直方图统计与刷选验证提供了直观的全局参照。</w:t>
+      </w:r>
+    </w:p>
+    <w:p>
+      <w:pPr>
+        <w:spacing w:before="120" w:after="60"/>
+        <w:jc w:val="center"/>
+      </w:pPr>
+      <w:r>
+        <w:rPr>
+          <w:rFonts w:ascii="宋体" w:hAnsi="宋体" w:eastAsia="宋体"/>
+          <w:b/>
+          <w:sz w:val="21"/>
+        </w:rPr>
+        <w:t>表1 五代表步密度统计</w:t>
+      </w:r>
+    </w:p>
+    <w:tbl>
+      <w:tblPr>
+        <w:tblW w:type="auto" w:w="0"/>
+        <w:tblLook w:firstColumn="1" w:firstRow="1" w:lastColumn="0" w:lastRow="0" w:noHBand="0" w:noVBand="1" w:val="04A0"/>
+      </w:tblPr>
+      <w:tblGrid>
+        <w:gridCol w:w="1949"/>
+        <w:gridCol w:w="1949"/>
+        <w:gridCol w:w="1949"/>
+        <w:gridCol w:w="1949"/>
+        <w:gridCol w:w="1949"/>
+      </w:tblGrid>
+      <w:tr>
+        <w:tc>
+          <w:tcPr>
+            <w:tcW w:type="dxa" w:w="1949"/>
+          </w:tcPr>
+          <w:p>
+            <w:pPr>
+              <w:spacing w:line="240" w:lineRule="auto"/>
+              <w:jc w:val="center"/>
+            </w:pPr>
+            <w:r>
+              <w:rPr>
+                <w:rFonts w:ascii="宋体" w:hAnsi="宋体" w:eastAsia="宋体"/>
+                <w:b/>
+                <w:sz w:val="21"/>
+              </w:rPr>
+              <w:t>t</w:t>
+            </w:r>
+          </w:p>
+        </w:tc>
+        <w:tc>
+          <w:tcPr>
+            <w:tcW w:type="dxa" w:w="1949"/>
+          </w:tcPr>
+          <w:p>
+            <w:pPr>
+              <w:spacing w:line="240" w:lineRule="auto"/>
+              <w:jc w:val="center"/>
+            </w:pPr>
+            <w:r>
+              <w:rPr>
+                <w:rFonts w:ascii="宋体" w:hAnsi="宋体" w:eastAsia="宋体"/>
+                <w:b/>
+                <w:sz w:val="21"/>
+              </w:rPr>
+              <w:t>均值</w:t>
+            </w:r>
+          </w:p>
+        </w:tc>
+        <w:tc>
+          <w:tcPr>
+            <w:tcW w:type="dxa" w:w="1949"/>
+          </w:tcPr>
+          <w:p>
+            <w:pPr>
+              <w:spacing w:line="240" w:lineRule="auto"/>
+              <w:jc w:val="center"/>
+            </w:pPr>
+            <w:r>
+              <w:rPr>
+                <w:rFonts w:ascii="宋体" w:hAnsi="宋体" w:eastAsia="宋体"/>
+                <w:b/>
+                <w:sz w:val="21"/>
+              </w:rPr>
+              <w:t>σ</w:t>
+            </w:r>
+          </w:p>
+        </w:tc>
+        <w:tc>
+          <w:tcPr>
+            <w:tcW w:type="dxa" w:w="1949"/>
+          </w:tcPr>
+          <w:p>
+            <w:pPr>
+              <w:spacing w:line="240" w:lineRule="auto"/>
+              <w:jc w:val="center"/>
+            </w:pPr>
+            <w:r>
+              <w:rPr>
+                <w:rFonts w:ascii="宋体" w:hAnsi="宋体" w:eastAsia="宋体"/>
+                <w:b/>
+                <w:sz w:val="21"/>
+              </w:rPr>
+              <w:t>p99</w:t>
+            </w:r>
+          </w:p>
+        </w:tc>
+        <w:tc>
+          <w:tcPr>
+            <w:tcW w:type="dxa" w:w="1949"/>
+          </w:tcPr>
+          <w:p>
+            <w:pPr>
+              <w:spacing w:line="240" w:lineRule="auto"/>
+              <w:jc w:val="center"/>
+            </w:pPr>
+            <w:r>
+              <w:rPr>
+                <w:rFonts w:ascii="宋体" w:hAnsi="宋体" w:eastAsia="宋体"/>
+                <w:b/>
+                <w:sz w:val="21"/>
+              </w:rPr>
+              <w:t>max</w:t>
+            </w:r>
+          </w:p>
+        </w:tc>
+      </w:tr>
+      <w:tr>
+        <w:tc>
+          <w:tcPr>
+            <w:tcW w:type="dxa" w:w="1949"/>
+          </w:tcPr>
+          <w:p>
+            <w:pPr>
+              <w:spacing w:line="240" w:lineRule="auto"/>
+              <w:jc w:val="center"/>
+            </w:pPr>
+            <w:r>
+              <w:rPr>
+                <w:rFonts w:ascii="宋体" w:hAnsi="宋体" w:eastAsia="宋体"/>
+                <w:b w:val="0"/>
+                <w:sz w:val="21"/>
+              </w:rPr>
+              <w:t>0</w:t>
+            </w:r>
+          </w:p>
+        </w:tc>
+        <w:tc>
+          <w:tcPr>
+            <w:tcW w:type="dxa" w:w="1949"/>
+          </w:tcPr>
+          <w:p>
+            <w:pPr>
+              <w:spacing w:line="240" w:lineRule="auto"/>
+              <w:jc w:val="center"/>
+            </w:pPr>
+            <w:r>
+              <w:rPr>
+                <w:rFonts w:ascii="宋体" w:hAnsi="宋体" w:eastAsia="宋体"/>
+                <w:b w:val="0"/>
+                <w:sz w:val="21"/>
+              </w:rPr>
+              <w:t>9.4854</w:t>
+            </w:r>
+          </w:p>
+        </w:tc>
+        <w:tc>
+          <w:tcPr>
+            <w:tcW w:type="dxa" w:w="1949"/>
+          </w:tcPr>
+          <w:p>
+            <w:pPr>
+              <w:spacing w:line="240" w:lineRule="auto"/>
+              <w:jc w:val="center"/>
+            </w:pPr>
+            <w:r>
+              <w:rPr>
+                <w:rFonts w:ascii="宋体" w:hAnsi="宋体" w:eastAsia="宋体"/>
+                <w:b w:val="0"/>
+                <w:sz w:val="21"/>
+              </w:rPr>
+              <w:t>0.4318</w:t>
+            </w:r>
+          </w:p>
+        </w:tc>
+        <w:tc>
+          <w:tcPr>
+            <w:tcW w:type="dxa" w:w="1949"/>
+          </w:tcPr>
+          <w:p>
+            <w:pPr>
+              <w:spacing w:line="240" w:lineRule="auto"/>
+              <w:jc w:val="center"/>
+            </w:pPr>
+            <w:r>
+              <w:rPr>
+                <w:rFonts w:ascii="宋体" w:hAnsi="宋体" w:eastAsia="宋体"/>
+                <w:b w:val="0"/>
+                <w:sz w:val="21"/>
+              </w:rPr>
+              <w:t>10.7255</w:t>
+            </w:r>
+          </w:p>
+        </w:tc>
+        <w:tc>
+          <w:tcPr>
+            <w:tcW w:type="dxa" w:w="1949"/>
+          </w:tcPr>
+          <w:p>
+            <w:pPr>
+              <w:spacing w:line="240" w:lineRule="auto"/>
+              <w:jc w:val="center"/>
+            </w:pPr>
+            <w:r>
+              <w:rPr>
+                <w:rFonts w:ascii="宋体" w:hAnsi="宋体" w:eastAsia="宋体"/>
+                <w:b w:val="0"/>
+                <w:sz w:val="21"/>
+              </w:rPr>
+              <w:t>13.8433</w:t>
+            </w:r>
+          </w:p>
+        </w:tc>
+      </w:tr>
+      <w:tr>
+        <w:tc>
+          <w:tcPr>
+            <w:tcW w:type="dxa" w:w="1949"/>
+          </w:tcPr>
+          <w:p>
+            <w:pPr>
+              <w:spacing w:line="240" w:lineRule="auto"/>
+              <w:jc w:val="center"/>
+            </w:pPr>
+            <w:r>
+              <w:rPr>
+                <w:rFonts w:ascii="宋体" w:hAnsi="宋体" w:eastAsia="宋体"/>
+                <w:b w:val="0"/>
+                <w:sz w:val="21"/>
+              </w:rPr>
+              <w:t>25</w:t>
+            </w:r>
+          </w:p>
+        </w:tc>
+        <w:tc>
+          <w:tcPr>
+            <w:tcW w:type="dxa" w:w="1949"/>
+          </w:tcPr>
+          <w:p>
+            <w:pPr>
+              <w:spacing w:line="240" w:lineRule="auto"/>
+              <w:jc w:val="center"/>
+            </w:pPr>
+            <w:r>
+              <w:rPr>
+                <w:rFonts w:ascii="宋体" w:hAnsi="宋体" w:eastAsia="宋体"/>
+                <w:b w:val="0"/>
+                <w:sz w:val="21"/>
+              </w:rPr>
+              <w:t>9.4369</w:t>
+            </w:r>
+          </w:p>
+        </w:tc>
+        <w:tc>
+          <w:tcPr>
+            <w:tcW w:type="dxa" w:w="1949"/>
+          </w:tcPr>
+          <w:p>
+            <w:pPr>
+              <w:spacing w:line="240" w:lineRule="auto"/>
+              <w:jc w:val="center"/>
+            </w:pPr>
+            <w:r>
+              <w:rPr>
+                <w:rFonts w:ascii="宋体" w:hAnsi="宋体" w:eastAsia="宋体"/>
+                <w:b w:val="0"/>
+                <w:sz w:val="21"/>
+              </w:rPr>
+              <w:t>0.4525</w:t>
+            </w:r>
+          </w:p>
+        </w:tc>
+        <w:tc>
+          <w:tcPr>
+            <w:tcW w:type="dxa" w:w="1949"/>
+          </w:tcPr>
+          <w:p>
+            <w:pPr>
+              <w:spacing w:line="240" w:lineRule="auto"/>
+              <w:jc w:val="center"/>
+            </w:pPr>
+            <w:r>
+              <w:rPr>
+                <w:rFonts w:ascii="宋体" w:hAnsi="宋体" w:eastAsia="宋体"/>
+                <w:b w:val="0"/>
+                <w:sz w:val="21"/>
+              </w:rPr>
+              <w:t>10.7402</w:t>
+            </w:r>
+          </w:p>
+        </w:tc>
+        <w:tc>
+          <w:tcPr>
+            <w:tcW w:type="dxa" w:w="1949"/>
+          </w:tcPr>
+          <w:p>
+            <w:pPr>
+              <w:spacing w:line="240" w:lineRule="auto"/>
+              <w:jc w:val="center"/>
+            </w:pPr>
+            <w:r>
+              <w:rPr>
+                <w:rFonts w:ascii="宋体" w:hAnsi="宋体" w:eastAsia="宋体"/>
+                <w:b w:val="0"/>
+                <w:sz w:val="21"/>
+              </w:rPr>
+              <w:t>14.0505</w:t>
+            </w:r>
+          </w:p>
+        </w:tc>
+      </w:tr>
+      <w:tr>
+        <w:tc>
+          <w:tcPr>
+            <w:tcW w:type="dxa" w:w="1949"/>
+          </w:tcPr>
+          <w:p>
+            <w:pPr>
+              <w:spacing w:line="240" w:lineRule="auto"/>
+              <w:jc w:val="center"/>
+            </w:pPr>
+            <w:r>
+              <w:rPr>
+                <w:rFonts w:ascii="宋体" w:hAnsi="宋体" w:eastAsia="宋体"/>
+                <w:b w:val="0"/>
+                <w:sz w:val="21"/>
+              </w:rPr>
+              <w:t>50</w:t>
+            </w:r>
+          </w:p>
+        </w:tc>
+        <w:tc>
+          <w:tcPr>
+            <w:tcW w:type="dxa" w:w="1949"/>
+          </w:tcPr>
+          <w:p>
+            <w:pPr>
+              <w:spacing w:line="240" w:lineRule="auto"/>
+              <w:jc w:val="center"/>
+            </w:pPr>
+            <w:r>
+              <w:rPr>
+                <w:rFonts w:ascii="宋体" w:hAnsi="宋体" w:eastAsia="宋体"/>
+                <w:b w:val="0"/>
+                <w:sz w:val="21"/>
+              </w:rPr>
+              <w:t>9.3954</w:t>
+            </w:r>
+          </w:p>
+        </w:tc>
+        <w:tc>
+          <w:tcPr>
+            <w:tcW w:type="dxa" w:w="1949"/>
+          </w:tcPr>
+          <w:p>
+            <w:pPr>
+              <w:spacing w:line="240" w:lineRule="auto"/>
+              <w:jc w:val="center"/>
+            </w:pPr>
+            <w:r>
+              <w:rPr>
+                <w:rFonts w:ascii="宋体" w:hAnsi="宋体" w:eastAsia="宋体"/>
+                <w:b w:val="0"/>
+                <w:sz w:val="21"/>
+              </w:rPr>
+              <w:t>0.4693</w:t>
+            </w:r>
+          </w:p>
+        </w:tc>
+        <w:tc>
+          <w:tcPr>
+            <w:tcW w:type="dxa" w:w="1949"/>
+          </w:tcPr>
+          <w:p>
+            <w:pPr>
+              <w:spacing w:line="240" w:lineRule="auto"/>
+              <w:jc w:val="center"/>
+            </w:pPr>
+            <w:r>
+              <w:rPr>
+                <w:rFonts w:ascii="宋体" w:hAnsi="宋体" w:eastAsia="宋体"/>
+                <w:b w:val="0"/>
+                <w:sz w:val="21"/>
+              </w:rPr>
+              <w:t>10.7507</w:t>
+            </w:r>
+          </w:p>
+        </w:tc>
+        <w:tc>
+          <w:tcPr>
+            <w:tcW w:type="dxa" w:w="1949"/>
+          </w:tcPr>
+          <w:p>
+            <w:pPr>
+              <w:spacing w:line="240" w:lineRule="auto"/>
+              <w:jc w:val="center"/>
+            </w:pPr>
+            <w:r>
+              <w:rPr>
+                <w:rFonts w:ascii="宋体" w:hAnsi="宋体" w:eastAsia="宋体"/>
+                <w:b w:val="0"/>
+                <w:sz w:val="21"/>
+              </w:rPr>
+              <w:t>14.3269</w:t>
+            </w:r>
+          </w:p>
+        </w:tc>
+      </w:tr>
+      <w:tr>
+        <w:tc>
+          <w:tcPr>
+            <w:tcW w:type="dxa" w:w="1949"/>
+          </w:tcPr>
+          <w:p>
+            <w:pPr>
+              <w:spacing w:line="240" w:lineRule="auto"/>
+              <w:jc w:val="center"/>
+            </w:pPr>
+            <w:r>
+              <w:rPr>
+                <w:rFonts w:ascii="宋体" w:hAnsi="宋体" w:eastAsia="宋体"/>
+                <w:b w:val="0"/>
+                <w:sz w:val="21"/>
+              </w:rPr>
+              <w:t>75</w:t>
+            </w:r>
+          </w:p>
+        </w:tc>
+        <w:tc>
+          <w:tcPr>
+            <w:tcW w:type="dxa" w:w="1949"/>
+          </w:tcPr>
+          <w:p>
+            <w:pPr>
+              <w:spacing w:line="240" w:lineRule="auto"/>
+              <w:jc w:val="center"/>
+            </w:pPr>
+            <w:r>
+              <w:rPr>
+                <w:rFonts w:ascii="宋体" w:hAnsi="宋体" w:eastAsia="宋体"/>
+                <w:b w:val="0"/>
+                <w:sz w:val="21"/>
+              </w:rPr>
+              <w:t>9.3556</w:t>
+            </w:r>
+          </w:p>
+        </w:tc>
+        <w:tc>
+          <w:tcPr>
+            <w:tcW w:type="dxa" w:w="1949"/>
+          </w:tcPr>
+          <w:p>
+            <w:pPr>
+              <w:spacing w:line="240" w:lineRule="auto"/>
+              <w:jc w:val="center"/>
+            </w:pPr>
+            <w:r>
+              <w:rPr>
+                <w:rFonts w:ascii="宋体" w:hAnsi="宋体" w:eastAsia="宋体"/>
+                <w:b w:val="0"/>
+                <w:sz w:val="21"/>
+              </w:rPr>
+              <w:t>0.4847</w:t>
+            </w:r>
+          </w:p>
+        </w:tc>
+        <w:tc>
+          <w:tcPr>
+            <w:tcW w:type="dxa" w:w="1949"/>
+          </w:tcPr>
+          <w:p>
+            <w:pPr>
+              <w:spacing w:line="240" w:lineRule="auto"/>
+              <w:jc w:val="center"/>
+            </w:pPr>
+            <w:r>
+              <w:rPr>
+                <w:rFonts w:ascii="宋体" w:hAnsi="宋体" w:eastAsia="宋体"/>
+                <w:b w:val="0"/>
+                <w:sz w:val="21"/>
+              </w:rPr>
+              <w:t>10.7547</w:t>
+            </w:r>
+          </w:p>
+        </w:tc>
+        <w:tc>
+          <w:tcPr>
+            <w:tcW w:type="dxa" w:w="1949"/>
+          </w:tcPr>
+          <w:p>
+            <w:pPr>
+              <w:spacing w:line="240" w:lineRule="auto"/>
+              <w:jc w:val="center"/>
+            </w:pPr>
+            <w:r>
+              <w:rPr>
+                <w:rFonts w:ascii="宋体" w:hAnsi="宋体" w:eastAsia="宋体"/>
+                <w:b w:val="0"/>
+                <w:sz w:val="21"/>
+              </w:rPr>
+              <w:t>14.3541</w:t>
+            </w:r>
+          </w:p>
+        </w:tc>
+      </w:tr>
+      <w:tr>
+        <w:tc>
+          <w:tcPr>
+            <w:tcW w:type="dxa" w:w="1949"/>
+          </w:tcPr>
+          <w:p>
+            <w:pPr>
+              <w:spacing w:line="240" w:lineRule="auto"/>
+              <w:jc w:val="center"/>
+            </w:pPr>
+            <w:r>
+              <w:rPr>
+                <w:rFonts w:ascii="宋体" w:hAnsi="宋体" w:eastAsia="宋体"/>
+                <w:b w:val="0"/>
+                <w:sz w:val="21"/>
+              </w:rPr>
+              <w:t>99</w:t>
+            </w:r>
+          </w:p>
+        </w:tc>
+        <w:tc>
+          <w:tcPr>
+            <w:tcW w:type="dxa" w:w="1949"/>
+          </w:tcPr>
+          <w:p>
+            <w:pPr>
+              <w:spacing w:line="240" w:lineRule="auto"/>
+              <w:jc w:val="center"/>
+            </w:pPr>
+            <w:r>
+              <w:rPr>
+                <w:rFonts w:ascii="宋体" w:hAnsi="宋体" w:eastAsia="宋体"/>
+                <w:b w:val="0"/>
+                <w:sz w:val="21"/>
+              </w:rPr>
+              <w:t>9.3187</w:t>
+            </w:r>
+          </w:p>
+        </w:tc>
+        <w:tc>
+          <w:tcPr>
+            <w:tcW w:type="dxa" w:w="1949"/>
+          </w:tcPr>
+          <w:p>
+            <w:pPr>
+              <w:spacing w:line="240" w:lineRule="auto"/>
+              <w:jc w:val="center"/>
+            </w:pPr>
+            <w:r>
+              <w:rPr>
+                <w:rFonts w:ascii="宋体" w:hAnsi="宋体" w:eastAsia="宋体"/>
+                <w:b w:val="0"/>
+                <w:sz w:val="21"/>
+              </w:rPr>
+              <w:t>0.4983</w:t>
+            </w:r>
+          </w:p>
+        </w:tc>
+        <w:tc>
+          <w:tcPr>
+            <w:tcW w:type="dxa" w:w="1949"/>
+          </w:tcPr>
+          <w:p>
+            <w:pPr>
+              <w:spacing w:line="240" w:lineRule="auto"/>
+              <w:jc w:val="center"/>
+            </w:pPr>
+            <w:r>
+              <w:rPr>
+                <w:rFonts w:ascii="宋体" w:hAnsi="宋体" w:eastAsia="宋体"/>
+                <w:b w:val="0"/>
+                <w:sz w:val="21"/>
+              </w:rPr>
+              <w:t>10.7601</w:t>
+            </w:r>
+          </w:p>
+        </w:tc>
+        <w:tc>
+          <w:tcPr>
+            <w:tcW w:type="dxa" w:w="1949"/>
+          </w:tcPr>
+          <w:p>
+            <w:pPr>
+              <w:spacing w:line="240" w:lineRule="auto"/>
+              <w:jc w:val="center"/>
+            </w:pPr>
+            <w:r>
+              <w:rPr>
+                <w:rFonts w:ascii="宋体" w:hAnsi="宋体" w:eastAsia="宋体"/>
+                <w:b w:val="0"/>
+                <w:sz w:val="21"/>
+              </w:rPr>
+              <w:t>14.4494</w:t>
+            </w:r>
+          </w:p>
+        </w:tc>
+      </w:tr>
+    </w:tbl>
+    <w:p/>
+    <w:p>
+      <w:pPr>
+        <w:spacing w:line="360" w:lineRule="auto" w:after="0" w:before="0"/>
+        <w:ind w:firstLine="420"/>
+        <w:jc w:val="both"/>
+      </w:pPr>
+      <w:r>
+        <w:rPr>
+          <w:rFonts w:ascii="宋体" w:hAnsi="宋体" w:eastAsia="宋体"/>
           <w:b w:val="0"/>
-        </w:rPr>
-        <w:t>• 数据：Nyx 官方 128³ 气体密度，100 时间步，小端 float32，存储顺序 z→y→x（index = z + 128y + 128²x）。</w:t>
-      </w:r>
-    </w:p>
-    <w:p>
-      <w:r>
-        <w:rPr>
-          <w:b w:val="0"/>
-        </w:rPr>
-        <w:t>• 渲染：基于 vtk.js 的 GPU 光线投射体渲染；传递函数采用宇宙学预设 cosmic（log 域、全局 p01–p99）；展板质量采样 + Phong 着色；五帧由 Playwright 截取。</w:t>
-      </w:r>
-    </w:p>
-    <w:p>
-      <w:r>
-        <w:rPr>
-          <w:b w:val="0"/>
-        </w:rPr>
-        <w:t>• 展示：选取 t=0/25/50/75/99 五帧，统一色标与相机，便于对比演化。</w:t>
-      </w:r>
-    </w:p>
-    <w:p>
-      <w:r>
-        <w:rPr>
-          <w:b w:val="0"/>
-        </w:rPr>
-        <w:t>观察</w:t>
-      </w:r>
-    </w:p>
-    <w:p>
-      <w:r>
-        <w:rPr>
-          <w:b w:val="0"/>
-        </w:rPr>
-        <w:t>• t=0：整体呈均匀雾状，filament 对比度弱，尚处于涨落初生的“平滑”阶段。</w:t>
-      </w:r>
-    </w:p>
-    <w:p>
-      <w:r>
-        <w:rPr>
-          <w:b w:val="0"/>
-        </w:rPr>
-        <w:t>• t=25–50：丝状结构逐渐连通，低密度 void 区域扩大。</w:t>
-      </w:r>
-    </w:p>
-    <w:p>
-      <w:r>
-        <w:rPr>
-          <w:b w:val="0"/>
-        </w:rPr>
-        <w:t>• t=99：宇宙网状拓扑清晰，高密度脊线与节点在体渲染中形成亮带，与统计上的右尾增厚一致。</w:t>
-      </w:r>
-    </w:p>
-    <w:p>
-      <w:r>
-        <w:rPr>
-          <w:b w:val="0"/>
-        </w:rPr>
-        <w:t>数据佐证</w:t>
-      </w:r>
-    </w:p>
-    <w:p>
-      <w:r>
-        <w:rPr>
-          <w:b w:val="0"/>
-        </w:rPr>
-        <w:t>• t=0: mean=9.4854, σ=0.4318, p99=10.7255, max=13.8433</w:t>
-      </w:r>
-    </w:p>
-    <w:p>
-      <w:r>
-        <w:rPr>
-          <w:b w:val="0"/>
-        </w:rPr>
-        <w:t>• t=25: mean=9.4369, σ=0.4525, p99=10.7402, max=14.0505</w:t>
-      </w:r>
-    </w:p>
-    <w:p>
-      <w:r>
-        <w:rPr>
-          <w:b w:val="0"/>
-        </w:rPr>
-        <w:t>• t=50: mean=9.3954, σ=0.4693, p99=10.7507, max=14.3269</w:t>
-      </w:r>
-    </w:p>
-    <w:p>
-      <w:r>
-        <w:rPr>
-          <w:b w:val="0"/>
-        </w:rPr>
-        <w:t>• t=75: mean=9.3556, σ=0.4847, p99=10.7547, max=14.3541</w:t>
-      </w:r>
-    </w:p>
-    <w:p>
-      <w:r>
-        <w:rPr>
-          <w:b w:val="0"/>
-        </w:rPr>
-        <w:t>• t=99: mean=9.3187, σ=0.4983, p99=10.7601, max=14.4494</w:t>
-      </w:r>
-    </w:p>
-    <w:p>
-      <w:r>
-        <w:rPr>
-          <w:b w:val="0"/>
-        </w:rPr>
-        <w:t>图：task1_vol_strip</w:t>
-      </w:r>
-    </w:p>
-    <w:p>
+          <w:sz w:val="21"/>
+        </w:rPr>
+        <w:t>表1显示均值略降而σ与p99缓升，说明物质由相对均匀分布转向分化：大部分体积仍处中低密区，但极少数体素密度持续抬升，在体渲染中即对应后期更亮、更细的filament网络。传递函数在log域映射可压缩IGM大动态范围，使低密度void与高密度脊线在同一色标下同时可见；若采用线性映射，filament细节将被中低密背景淹没。本组五帧图与交互仪表盘共用同一cosmic预设与统计域，保证报告图与在线探索视觉一致。</w:t>
+      </w:r>
+    </w:p>
+    <w:p>
+      <w:pPr>
+        <w:jc w:val="center"/>
+      </w:pPr>
       <w:r>
         <w:drawing>
           <wp:inline xmlns:a="http://schemas.openxmlformats.org/drawingml/2006/main" xmlns:pic="http://schemas.openxmlformats.org/drawingml/2006/picture">
-            <wp:extent cx="5040000" cy="1729272"/>
+            <wp:extent cx="5040000" cy="1766907"/>
             <wp:docPr id="1" name="Picture 1"/>
             <wp:cNvGraphicFramePr>
               <a:graphicFrameLocks noChangeAspect="1"/>
@@ -987,7 +1206,7 @@
                   <pic:spPr>
                     <a:xfrm>
                       <a:off x="0" y="0"/>
-                      <a:ext cx="5040000" cy="1729272"/>
+                      <a:ext cx="5040000" cy="1766907"/>
                     </a:xfrm>
                     <a:prstGeom prst="rect"/>
                   </pic:spPr>
@@ -999,18 +1218,27 @@
       </w:r>
     </w:p>
     <w:p>
-      <w:r>
-        <w:rPr>
+      <w:pPr>
+        <w:spacing w:before="60" w:after="120"/>
+        <w:jc w:val="center"/>
+      </w:pPr>
+      <w:r>
+        <w:rPr>
+          <w:rFonts w:ascii="宋体" w:hAnsi="宋体" w:eastAsia="宋体"/>
           <w:b w:val="0"/>
-        </w:rPr>
-        <w:t>图：task1_vol_t0000</w:t>
-      </w:r>
-    </w:p>
-    <w:p>
+          <w:sz w:val="21"/>
+        </w:rPr>
+        <w:t>图1 五时刻体渲染（统一色标）</w:t>
+      </w:r>
+    </w:p>
+    <w:p>
+      <w:pPr>
+        <w:jc w:val="center"/>
+      </w:pPr>
       <w:r>
         <w:drawing>
           <wp:inline xmlns:a="http://schemas.openxmlformats.org/drawingml/2006/main" xmlns:pic="http://schemas.openxmlformats.org/drawingml/2006/picture">
-            <wp:extent cx="5040000" cy="2835000"/>
+            <wp:extent cx="4320000" cy="2430000"/>
             <wp:docPr id="2" name="Picture 2"/>
             <wp:cNvGraphicFramePr>
               <a:graphicFrameLocks noChangeAspect="1"/>
@@ -1031,7 +1259,7 @@
                   <pic:spPr>
                     <a:xfrm>
                       <a:off x="0" y="0"/>
-                      <a:ext cx="5040000" cy="2835000"/>
+                      <a:ext cx="4320000" cy="2430000"/>
                     </a:xfrm>
                     <a:prstGeom prst="rect"/>
                   </pic:spPr>
@@ -1043,18 +1271,27 @@
       </w:r>
     </w:p>
     <w:p>
-      <w:r>
-        <w:rPr>
+      <w:pPr>
+        <w:spacing w:before="60" w:after="120"/>
+        <w:jc w:val="center"/>
+      </w:pPr>
+      <w:r>
+        <w:rPr>
+          <w:rFonts w:ascii="宋体" w:hAnsi="宋体" w:eastAsia="宋体"/>
           <w:b w:val="0"/>
-        </w:rPr>
-        <w:t>图：task1_vol_t0050</w:t>
-      </w:r>
-    </w:p>
-    <w:p>
+          <w:sz w:val="21"/>
+        </w:rPr>
+        <w:t>图2 t=0：均匀雾状初态</w:t>
+      </w:r>
+    </w:p>
+    <w:p>
+      <w:pPr>
+        <w:jc w:val="center"/>
+      </w:pPr>
       <w:r>
         <w:drawing>
           <wp:inline xmlns:a="http://schemas.openxmlformats.org/drawingml/2006/main" xmlns:pic="http://schemas.openxmlformats.org/drawingml/2006/picture">
-            <wp:extent cx="5040000" cy="2835000"/>
+            <wp:extent cx="4320000" cy="2430000"/>
             <wp:docPr id="3" name="Picture 3"/>
             <wp:cNvGraphicFramePr>
               <a:graphicFrameLocks noChangeAspect="1"/>
@@ -1063,7 +1300,7 @@
               <a:graphicData uri="http://schemas.openxmlformats.org/drawingml/2006/picture">
                 <pic:pic>
                   <pic:nvPicPr>
-                    <pic:cNvPr id="0" name="task1_vol_t0050.png"/>
+                    <pic:cNvPr id="0" name="task1_vol_t0099.png"/>
                     <pic:cNvPicPr/>
                   </pic:nvPicPr>
                   <pic:blipFill>
@@ -1075,7 +1312,7 @@
                   <pic:spPr>
                     <a:xfrm>
                       <a:off x="0" y="0"/>
-                      <a:ext cx="5040000" cy="2835000"/>
+                      <a:ext cx="4320000" cy="2430000"/>
                     </a:xfrm>
                     <a:prstGeom prst="rect"/>
                   </pic:spPr>
@@ -1087,18 +1324,560 @@
       </w:r>
     </w:p>
     <w:p>
-      <w:r>
-        <w:rPr>
+      <w:pPr>
+        <w:spacing w:before="60" w:after="120"/>
+        <w:jc w:val="center"/>
+      </w:pPr>
+      <w:r>
+        <w:rPr>
+          <w:rFonts w:ascii="宋体" w:hAnsi="宋体" w:eastAsia="宋体"/>
           <w:b w:val="0"/>
-        </w:rPr>
-        <w:t>图：task1_vol_t0099</w:t>
-      </w:r>
-    </w:p>
-    <w:p>
+          <w:sz w:val="21"/>
+        </w:rPr>
+        <w:t>图3 t=99：宇宙网filament清晰</w:t>
+      </w:r>
+    </w:p>
+    <w:p>
+      <w:pPr>
+        <w:spacing w:beforeLines="100" w:before="312" w:after="50" w:line="360" w:lineRule="auto"/>
+        <w:rPr>
+          <w:rFonts w:ascii="黑体" w:eastAsia="黑体" w:hAnsi="黑体"/>
+          <w:color w:val="C45911"/>
+          <w:sz w:val="24"/>
+        </w:rPr>
+      </w:pPr>
+      <w:r>
+        <w:rPr>
+          <w:rFonts w:ascii="黑体" w:eastAsia="黑体" w:hAnsi="黑体" w:hint="eastAsia"/>
+          <w:b/>
+          <w:sz w:val="24"/>
+        </w:rPr>
+        <w:t>2、</w:t>
+      </w:r>
+      <w:r>
+        <w:rPr>
+          <w:rFonts w:ascii="黑体" w:eastAsia="黑体" w:hAnsi="黑体" w:hint="eastAsia"/>
+          <w:b/>
+          <w:sz w:val="24"/>
+        </w:rPr>
+        <w:t>基于可视化图像结果，归纳宇宙密度的演化特征，总结宇宙结构形成、星系际介质演化的核心规律，阐释可视化技术在宇宙学数据分析中的应用价值</w:t>
+      </w:r>
+      <w:r>
+        <w:rPr>
+          <w:rFonts w:ascii="黑体" w:eastAsia="黑体" w:hAnsi="黑体" w:hint="eastAsia"/>
+          <w:b/>
+          <w:sz w:val="24"/>
+        </w:rPr>
+        <w:t>。</w:t>
+      </w:r>
+      <w:r>
+        <w:rPr>
+          <w:rFonts w:ascii="黑体" w:eastAsia="黑体" w:hAnsi="黑体" w:hint="eastAsia"/>
+          <w:color w:val="C45911"/>
+          <w:sz w:val="24"/>
+        </w:rPr>
+        <w:t>（</w:t>
+      </w:r>
+      <w:r>
+        <w:rPr>
+          <w:rFonts w:ascii="黑体" w:eastAsia="黑体" w:hAnsi="黑体" w:hint="eastAsia"/>
+          <w:color w:val="C45911"/>
+          <w:sz w:val="24"/>
+        </w:rPr>
+        <w:t>建议参赛者回答此题文字不多于800字，图片不多于5张</w:t>
+      </w:r>
+      <w:r>
+        <w:rPr>
+          <w:rFonts w:ascii="黑体" w:eastAsia="黑体" w:hAnsi="黑体" w:hint="eastAsia"/>
+          <w:color w:val="C45911"/>
+          <w:sz w:val="24"/>
+        </w:rPr>
+        <w:t>）</w:t>
+      </w:r>
+    </w:p>
+    <w:p>
+      <w:pPr>
+        <w:rPr>
+          <w:color w:val="BFBFBF"/>
+        </w:rPr>
+      </w:pPr>
+      <w:r>
+        <w:rPr>
+          <w:color w:val="BFBFBF"/>
+        </w:rPr>
+        <w:t>（下面是答题区域）</w:t>
+      </w:r>
+    </w:p>
+    <w:p>
+      <w:pPr>
+        <w:spacing w:line="360" w:lineRule="auto" w:after="0" w:before="0"/>
+        <w:ind w:firstLine="420"/>
+        <w:jc w:val="both"/>
+      </w:pPr>
+      <w:r>
+        <w:rPr>
+          <w:rFonts w:ascii="宋体" w:hAnsi="宋体" w:eastAsia="宋体"/>
+          <w:b w:val="0"/>
+          <w:sz w:val="21"/>
+        </w:rPr>
+        <w:t>本数据集来自Nyx宇宙学流体模拟：基于AMReX自适应网格的引力流体计算，128³子体积记录的是星系际介质（IGM）重子气体密度，而非暗物质。100个时间步对应引力不稳定下，由近乎均匀的微涨落向void—filament—node宇宙网拓扑分化的典型过程。IGM密度动态范围大、分布强右偏，故本工作在log域做统计与可视化；绝大部分体积仍为稀疏IGM，肉眼可见的亮脊与节点仅对应极少数高密度尾。</w:t>
+      </w:r>
+    </w:p>
+    <w:p>
+      <w:pPr>
+        <w:spacing w:line="360" w:lineRule="auto" w:after="0" w:before="0"/>
+        <w:ind w:firstLine="420"/>
+        <w:jc w:val="both"/>
+      </w:pPr>
+      <w:r>
+        <w:rPr>
+          <w:rFonts w:ascii="宋体" w:hAnsi="宋体" w:eastAsia="宋体"/>
+          <w:b w:val="0"/>
+          <w:sz w:val="21"/>
+        </w:rPr>
+        <w:t>定量上，标准差σ由0.4318升至0.4983（+15.4%），分位跨度p99−p01由2.098增至2.414（+15.1%），表明高低密度区域分化加剧，符合“均匀IGM→纤维/节点”团块化图像。密度直方图主峰始终位于中低密区，≥p99体素体积占比约1.00%，即仅约1%体素承载可见宇宙网结构。这一“少数致密、多数稀疏”的体积—密度关系，是理解IGM与filament竞争占据空间的关键：统计上右偏并不矛盾于视觉上明显的丝状网络。</w:t>
+      </w:r>
+    </w:p>
+    <w:p>
+      <w:pPr>
+        <w:spacing w:before="120" w:after="60"/>
+        <w:jc w:val="center"/>
+      </w:pPr>
+      <w:r>
+        <w:rPr>
+          <w:rFonts w:ascii="宋体" w:hAnsi="宋体" w:eastAsia="宋体"/>
+          <w:b/>
+          <w:sz w:val="21"/>
+        </w:rPr>
+        <w:t>表1 t=0与t=99演化指标</w:t>
+      </w:r>
+    </w:p>
+    <w:tbl>
+      <w:tblPr>
+        <w:tblW w:type="auto" w:w="0"/>
+        <w:tblLook w:firstColumn="1" w:firstRow="1" w:lastColumn="0" w:lastRow="0" w:noHBand="0" w:noVBand="1" w:val="04A0"/>
+      </w:tblPr>
+      <w:tblGrid>
+        <w:gridCol w:w="2436"/>
+        <w:gridCol w:w="2436"/>
+        <w:gridCol w:w="2436"/>
+        <w:gridCol w:w="2436"/>
+      </w:tblGrid>
+      <w:tr>
+        <w:tc>
+          <w:tcPr>
+            <w:tcW w:type="dxa" w:w="2436"/>
+          </w:tcPr>
+          <w:p>
+            <w:pPr>
+              <w:spacing w:line="240" w:lineRule="auto"/>
+              <w:jc w:val="center"/>
+            </w:pPr>
+            <w:r>
+              <w:rPr>
+                <w:rFonts w:ascii="宋体" w:hAnsi="宋体" w:eastAsia="宋体"/>
+                <w:b/>
+                <w:sz w:val="21"/>
+              </w:rPr>
+              <w:t>指标</w:t>
+            </w:r>
+          </w:p>
+        </w:tc>
+        <w:tc>
+          <w:tcPr>
+            <w:tcW w:type="dxa" w:w="2436"/>
+          </w:tcPr>
+          <w:p>
+            <w:pPr>
+              <w:spacing w:line="240" w:lineRule="auto"/>
+              <w:jc w:val="center"/>
+            </w:pPr>
+            <w:r>
+              <w:rPr>
+                <w:rFonts w:ascii="宋体" w:hAnsi="宋体" w:eastAsia="宋体"/>
+                <w:b/>
+                <w:sz w:val="21"/>
+              </w:rPr>
+              <w:t>t=0</w:t>
+            </w:r>
+          </w:p>
+        </w:tc>
+        <w:tc>
+          <w:tcPr>
+            <w:tcW w:type="dxa" w:w="2436"/>
+          </w:tcPr>
+          <w:p>
+            <w:pPr>
+              <w:spacing w:line="240" w:lineRule="auto"/>
+              <w:jc w:val="center"/>
+            </w:pPr>
+            <w:r>
+              <w:rPr>
+                <w:rFonts w:ascii="宋体" w:hAnsi="宋体" w:eastAsia="宋体"/>
+                <w:b/>
+                <w:sz w:val="21"/>
+              </w:rPr>
+              <w:t>t=99</w:t>
+            </w:r>
+          </w:p>
+        </w:tc>
+        <w:tc>
+          <w:tcPr>
+            <w:tcW w:type="dxa" w:w="2436"/>
+          </w:tcPr>
+          <w:p>
+            <w:pPr>
+              <w:spacing w:line="240" w:lineRule="auto"/>
+              <w:jc w:val="center"/>
+            </w:pPr>
+            <w:r>
+              <w:rPr>
+                <w:rFonts w:ascii="宋体" w:hAnsi="宋体" w:eastAsia="宋体"/>
+                <w:b/>
+                <w:sz w:val="21"/>
+              </w:rPr>
+              <w:t>变化</w:t>
+            </w:r>
+          </w:p>
+        </w:tc>
+      </w:tr>
+      <w:tr>
+        <w:tc>
+          <w:tcPr>
+            <w:tcW w:type="dxa" w:w="2436"/>
+          </w:tcPr>
+          <w:p>
+            <w:pPr>
+              <w:spacing w:line="240" w:lineRule="auto"/>
+              <w:jc w:val="center"/>
+            </w:pPr>
+            <w:r>
+              <w:rPr>
+                <w:rFonts w:ascii="宋体" w:hAnsi="宋体" w:eastAsia="宋体"/>
+                <w:b w:val="0"/>
+                <w:sz w:val="21"/>
+              </w:rPr>
+              <w:t>σ</w:t>
+            </w:r>
+          </w:p>
+        </w:tc>
+        <w:tc>
+          <w:tcPr>
+            <w:tcW w:type="dxa" w:w="2436"/>
+          </w:tcPr>
+          <w:p>
+            <w:pPr>
+              <w:spacing w:line="240" w:lineRule="auto"/>
+              <w:jc w:val="center"/>
+            </w:pPr>
+            <w:r>
+              <w:rPr>
+                <w:rFonts w:ascii="宋体" w:hAnsi="宋体" w:eastAsia="宋体"/>
+                <w:b w:val="0"/>
+                <w:sz w:val="21"/>
+              </w:rPr>
+              <w:t>0.4318</w:t>
+            </w:r>
+          </w:p>
+        </w:tc>
+        <w:tc>
+          <w:tcPr>
+            <w:tcW w:type="dxa" w:w="2436"/>
+          </w:tcPr>
+          <w:p>
+            <w:pPr>
+              <w:spacing w:line="240" w:lineRule="auto"/>
+              <w:jc w:val="center"/>
+            </w:pPr>
+            <w:r>
+              <w:rPr>
+                <w:rFonts w:ascii="宋体" w:hAnsi="宋体" w:eastAsia="宋体"/>
+                <w:b w:val="0"/>
+                <w:sz w:val="21"/>
+              </w:rPr>
+              <w:t>0.4983</w:t>
+            </w:r>
+          </w:p>
+        </w:tc>
+        <w:tc>
+          <w:tcPr>
+            <w:tcW w:type="dxa" w:w="2436"/>
+          </w:tcPr>
+          <w:p>
+            <w:pPr>
+              <w:spacing w:line="240" w:lineRule="auto"/>
+              <w:jc w:val="center"/>
+            </w:pPr>
+            <w:r>
+              <w:rPr>
+                <w:rFonts w:ascii="宋体" w:hAnsi="宋体" w:eastAsia="宋体"/>
+                <w:b w:val="0"/>
+                <w:sz w:val="21"/>
+              </w:rPr>
+              <w:t>+15.4%</w:t>
+            </w:r>
+          </w:p>
+        </w:tc>
+      </w:tr>
+      <w:tr>
+        <w:tc>
+          <w:tcPr>
+            <w:tcW w:type="dxa" w:w="2436"/>
+          </w:tcPr>
+          <w:p>
+            <w:pPr>
+              <w:spacing w:line="240" w:lineRule="auto"/>
+              <w:jc w:val="center"/>
+            </w:pPr>
+            <w:r>
+              <w:rPr>
+                <w:rFonts w:ascii="宋体" w:hAnsi="宋体" w:eastAsia="宋体"/>
+                <w:b w:val="0"/>
+                <w:sz w:val="21"/>
+              </w:rPr>
+              <w:t>p99−p01</w:t>
+            </w:r>
+          </w:p>
+        </w:tc>
+        <w:tc>
+          <w:tcPr>
+            <w:tcW w:type="dxa" w:w="2436"/>
+          </w:tcPr>
+          <w:p>
+            <w:pPr>
+              <w:spacing w:line="240" w:lineRule="auto"/>
+              <w:jc w:val="center"/>
+            </w:pPr>
+            <w:r>
+              <w:rPr>
+                <w:rFonts w:ascii="宋体" w:hAnsi="宋体" w:eastAsia="宋体"/>
+                <w:b w:val="0"/>
+                <w:sz w:val="21"/>
+              </w:rPr>
+              <w:t>2.098</w:t>
+            </w:r>
+          </w:p>
+        </w:tc>
+        <w:tc>
+          <w:tcPr>
+            <w:tcW w:type="dxa" w:w="2436"/>
+          </w:tcPr>
+          <w:p>
+            <w:pPr>
+              <w:spacing w:line="240" w:lineRule="auto"/>
+              <w:jc w:val="center"/>
+            </w:pPr>
+            <w:r>
+              <w:rPr>
+                <w:rFonts w:ascii="宋体" w:hAnsi="宋体" w:eastAsia="宋体"/>
+                <w:b w:val="0"/>
+                <w:sz w:val="21"/>
+              </w:rPr>
+              <w:t>2.414</w:t>
+            </w:r>
+          </w:p>
+        </w:tc>
+        <w:tc>
+          <w:tcPr>
+            <w:tcW w:type="dxa" w:w="2436"/>
+          </w:tcPr>
+          <w:p>
+            <w:pPr>
+              <w:spacing w:line="240" w:lineRule="auto"/>
+              <w:jc w:val="center"/>
+            </w:pPr>
+            <w:r>
+              <w:rPr>
+                <w:rFonts w:ascii="宋体" w:hAnsi="宋体" w:eastAsia="宋体"/>
+                <w:b w:val="0"/>
+                <w:sz w:val="21"/>
+              </w:rPr>
+              <w:t>+15.1%</w:t>
+            </w:r>
+          </w:p>
+        </w:tc>
+      </w:tr>
+      <w:tr>
+        <w:tc>
+          <w:tcPr>
+            <w:tcW w:type="dxa" w:w="2436"/>
+          </w:tcPr>
+          <w:p>
+            <w:pPr>
+              <w:spacing w:line="240" w:lineRule="auto"/>
+              <w:jc w:val="center"/>
+            </w:pPr>
+            <w:r>
+              <w:rPr>
+                <w:rFonts w:ascii="宋体" w:hAnsi="宋体" w:eastAsia="宋体"/>
+                <w:b w:val="0"/>
+                <w:sz w:val="21"/>
+              </w:rPr>
+              <w:t>偏度</w:t>
+            </w:r>
+          </w:p>
+        </w:tc>
+        <w:tc>
+          <w:tcPr>
+            <w:tcW w:type="dxa" w:w="2436"/>
+          </w:tcPr>
+          <w:p>
+            <w:pPr>
+              <w:spacing w:line="240" w:lineRule="auto"/>
+              <w:jc w:val="center"/>
+            </w:pPr>
+            <w:r>
+              <w:rPr>
+                <w:rFonts w:ascii="宋体" w:hAnsi="宋体" w:eastAsia="宋体"/>
+                <w:b w:val="0"/>
+                <w:sz w:val="21"/>
+              </w:rPr>
+              <w:t>0.7162</w:t>
+            </w:r>
+          </w:p>
+        </w:tc>
+        <w:tc>
+          <w:tcPr>
+            <w:tcW w:type="dxa" w:w="2436"/>
+          </w:tcPr>
+          <w:p>
+            <w:pPr>
+              <w:spacing w:line="240" w:lineRule="auto"/>
+              <w:jc w:val="center"/>
+            </w:pPr>
+            <w:r>
+              <w:rPr>
+                <w:rFonts w:ascii="宋体" w:hAnsi="宋体" w:eastAsia="宋体"/>
+                <w:b w:val="0"/>
+                <w:sz w:val="21"/>
+              </w:rPr>
+              <w:t>0.7183</w:t>
+            </w:r>
+          </w:p>
+        </w:tc>
+        <w:tc>
+          <w:tcPr>
+            <w:tcW w:type="dxa" w:w="2436"/>
+          </w:tcPr>
+          <w:p>
+            <w:pPr>
+              <w:spacing w:line="240" w:lineRule="auto"/>
+              <w:jc w:val="center"/>
+            </w:pPr>
+            <w:r>
+              <w:rPr>
+                <w:rFonts w:ascii="宋体" w:hAnsi="宋体" w:eastAsia="宋体"/>
+                <w:b w:val="0"/>
+                <w:sz w:val="21"/>
+              </w:rPr>
+              <w:t>右偏维持</w:t>
+            </w:r>
+          </w:p>
+        </w:tc>
+      </w:tr>
+      <w:tr>
+        <w:tc>
+          <w:tcPr>
+            <w:tcW w:type="dxa" w:w="2436"/>
+          </w:tcPr>
+          <w:p>
+            <w:pPr>
+              <w:spacing w:line="240" w:lineRule="auto"/>
+              <w:jc w:val="center"/>
+            </w:pPr>
+            <w:r>
+              <w:rPr>
+                <w:rFonts w:ascii="宋体" w:hAnsi="宋体" w:eastAsia="宋体"/>
+                <w:b w:val="0"/>
+                <w:sz w:val="21"/>
+              </w:rPr>
+              <w:t>≥p99占比</w:t>
+            </w:r>
+          </w:p>
+        </w:tc>
+        <w:tc>
+          <w:tcPr>
+            <w:tcW w:type="dxa" w:w="2436"/>
+          </w:tcPr>
+          <w:p>
+            <w:pPr>
+              <w:spacing w:line="240" w:lineRule="auto"/>
+              <w:jc w:val="center"/>
+            </w:pPr>
+            <w:r>
+              <w:rPr>
+                <w:rFonts w:ascii="宋体" w:hAnsi="宋体" w:eastAsia="宋体"/>
+                <w:b w:val="0"/>
+                <w:sz w:val="21"/>
+              </w:rPr>
+              <w:t>1.00%</w:t>
+            </w:r>
+          </w:p>
+        </w:tc>
+        <w:tc>
+          <w:tcPr>
+            <w:tcW w:type="dxa" w:w="2436"/>
+          </w:tcPr>
+          <w:p>
+            <w:pPr>
+              <w:spacing w:line="240" w:lineRule="auto"/>
+              <w:jc w:val="center"/>
+            </w:pPr>
+            <w:r>
+              <w:rPr>
+                <w:rFonts w:ascii="宋体" w:hAnsi="宋体" w:eastAsia="宋体"/>
+                <w:b w:val="0"/>
+                <w:sz w:val="21"/>
+              </w:rPr>
+              <w:t>1.00%</w:t>
+            </w:r>
+          </w:p>
+        </w:tc>
+        <w:tc>
+          <w:tcPr>
+            <w:tcW w:type="dxa" w:w="2436"/>
+          </w:tcPr>
+          <w:p>
+            <w:pPr>
+              <w:spacing w:line="240" w:lineRule="auto"/>
+              <w:jc w:val="center"/>
+            </w:pPr>
+            <w:r>
+              <w:rPr>
+                <w:rFonts w:ascii="宋体" w:hAnsi="宋体" w:eastAsia="宋体"/>
+                <w:b w:val="0"/>
+                <w:sz w:val="21"/>
+              </w:rPr>
+              <w:t>~1%</w:t>
+            </w:r>
+          </w:p>
+        </w:tc>
+      </w:tr>
+    </w:tbl>
+    <w:p/>
+    <w:p>
+      <w:pPr>
+        <w:spacing w:line="360" w:lineRule="auto" w:after="0" w:before="0"/>
+        <w:ind w:firstLine="420"/>
+        <w:jc w:val="both"/>
+      </w:pPr>
+      <w:r>
+        <w:rPr>
+          <w:rFonts w:ascii="宋体" w:hAnsi="宋体" w:eastAsia="宋体"/>
+          <w:b w:val="0"/>
+          <w:sz w:val="21"/>
+        </w:rPr>
+        <w:t>归纳三条可检验结论：（1）涨落增强——σ(t)整体上升（见图1时序曲线）；（2）两极分化——偏度维持右偏且尾翼抬升，低密度void与高密度节点共存；（3）宇宙网对应——Top 1%体素在XY投影中呈丝状聚集，与t=99体渲染亮脊位置一致（任务四双向验证）。可视化上，体渲染提供全局形态直觉，100步log直方图量化分布漂移，相空间刷选将高密度尾与空间节点一一对应，形成“假设—统计—空间”闭环，支撑宇宙学数据探索而非主观读图。从应用角度看，该组合可用于检验模拟参数是否产生合理的IGM结构、比较不同红移或子体积的团块化速率，并为后续提取filament样本提供入口。</w:t>
+      </w:r>
+    </w:p>
+    <w:p>
+      <w:pPr>
+        <w:jc w:val="center"/>
+      </w:pPr>
       <w:r>
         <w:drawing>
           <wp:inline xmlns:a="http://schemas.openxmlformats.org/drawingml/2006/main" xmlns:pic="http://schemas.openxmlformats.org/drawingml/2006/picture">
-            <wp:extent cx="5040000" cy="2835000"/>
+            <wp:extent cx="5040000" cy="3519920"/>
             <wp:docPr id="4" name="Picture 4"/>
             <wp:cNvGraphicFramePr>
               <a:graphicFrameLocks noChangeAspect="1"/>
@@ -1107,7 +1886,7 @@
               <a:graphicData uri="http://schemas.openxmlformats.org/drawingml/2006/picture">
                 <pic:pic>
                   <pic:nvPicPr>
-                    <pic:cNvPr id="0" name="task1_vol_t0099.png"/>
+                    <pic:cNvPr id="0" name="task2_evolution_story.png"/>
                     <pic:cNvPicPr/>
                   </pic:nvPicPr>
                   <pic:blipFill>
@@ -1119,7 +1898,7 @@
                   <pic:spPr>
                     <a:xfrm>
                       <a:off x="0" y="0"/>
-                      <a:ext cx="5040000" cy="2835000"/>
+                      <a:ext cx="5040000" cy="3519920"/>
                     </a:xfrm>
                     <a:prstGeom prst="rect"/>
                   </pic:spPr>
@@ -1132,240 +1911,26 @@
     </w:p>
     <w:p>
       <w:pPr>
-        <w:spacing w:beforeLines="100" w:before="312" w:after="50" w:line="360" w:lineRule="auto"/>
-        <w:rPr>
-          <w:rFonts w:ascii="黑体" w:eastAsia="黑体" w:hAnsi="黑体"/>
-          <w:color w:val="C45911"/>
-          <w:sz w:val="24"/>
-        </w:rPr>
-      </w:pPr>
-      <w:r>
-        <w:rPr>
-          <w:rFonts w:ascii="黑体" w:eastAsia="黑体" w:hAnsi="黑体" w:hint="eastAsia"/>
-          <w:b/>
-          <w:sz w:val="24"/>
-        </w:rPr>
-        <w:t>2、</w:t>
-      </w:r>
-      <w:r>
-        <w:rPr>
-          <w:rFonts w:ascii="黑体" w:eastAsia="黑体" w:hAnsi="黑体" w:hint="eastAsia"/>
-          <w:b/>
-          <w:sz w:val="24"/>
-        </w:rPr>
-        <w:t>基于可视化图像结果，归纳宇宙密度的演化特征，总结宇宙结构形成、星系际介质演化的核心规律，阐释可视化技术在宇宙学数据分析中的应用价值</w:t>
-      </w:r>
-      <w:r>
-        <w:rPr>
-          <w:rFonts w:ascii="黑体" w:eastAsia="黑体" w:hAnsi="黑体" w:hint="eastAsia"/>
-          <w:b/>
-          <w:sz w:val="24"/>
-        </w:rPr>
-        <w:t>。</w:t>
-      </w:r>
-      <w:r>
-        <w:rPr>
-          <w:rFonts w:ascii="黑体" w:eastAsia="黑体" w:hAnsi="黑体" w:hint="eastAsia"/>
-          <w:color w:val="C45911"/>
-          <w:sz w:val="24"/>
-        </w:rPr>
-        <w:t>（</w:t>
-      </w:r>
-      <w:r>
-        <w:rPr>
-          <w:rFonts w:ascii="黑体" w:eastAsia="黑体" w:hAnsi="黑体" w:hint="eastAsia"/>
-          <w:color w:val="C45911"/>
-          <w:sz w:val="24"/>
-        </w:rPr>
-        <w:t>建议参赛者回答此题文字不多于800字，图片不多于5张</w:t>
-      </w:r>
-      <w:r>
-        <w:rPr>
-          <w:rFonts w:ascii="黑体" w:eastAsia="黑体" w:hAnsi="黑体" w:hint="eastAsia"/>
-          <w:color w:val="C45911"/>
-          <w:sz w:val="24"/>
-        </w:rPr>
-        <w:t>）</w:t>
-      </w:r>
-    </w:p>
-    <w:p>
-      <w:pPr>
-        <w:rPr>
-          <w:color w:val="BFBFBF"/>
-        </w:rPr>
-      </w:pPr>
-      <w:r>
-        <w:rPr>
-          <w:color w:val="BFBFBF"/>
-        </w:rPr>
-        <w:t>（下面是答题区域）</w:t>
-      </w:r>
-    </w:p>
-    <w:p>
-      <w:r>
-        <w:rPr>
+        <w:spacing w:before="60" w:after="120"/>
+        <w:jc w:val="center"/>
+      </w:pPr>
+      <w:r>
+        <w:rPr>
+          <w:rFonts w:ascii="宋体" w:hAnsi="宋体" w:eastAsia="宋体"/>
           <w:b w:val="0"/>
-        </w:rPr>
-        <w:t>（自动填入，正文 697 字）</w:t>
-      </w:r>
-    </w:p>
-    <w:p>
-      <w:r>
-        <w:rPr>
-          <w:b/>
-        </w:rPr>
-        <w:t>任务二：宇宙密度演化规律归纳</w:t>
-      </w:r>
-    </w:p>
-    <w:p>
-      <w:r>
-        <w:rPr>
-          <w:b w:val="0"/>
-        </w:rPr>
-        <w:t>数据与物理背景</w:t>
-      </w:r>
-    </w:p>
-    <w:p>
-      <w:r>
-        <w:rPr>
-          <w:b w:val="0"/>
-        </w:rPr>
-        <w:t>• 本数据集来自 Nyx 宇宙学模拟：基于 AMReX 自适应网格框架的引力流体计算，追踪高红移宇宙中星系际介质（IGM）气体密度随时间的演化。</w:t>
-      </w:r>
-    </w:p>
-    <w:p>
-      <w:r>
-        <w:rPr>
-          <w:b w:val="0"/>
-        </w:rPr>
-        <w:t>• 128³ 子体积记录的是重子气体密度（非暗物质）；100 个时间步对应引力不稳定下，由近乎均匀微涨落向 void—filament—node 宇宙网拓扑分化的典型过程。</w:t>
-      </w:r>
-    </w:p>
-    <w:p>
-      <w:r>
-        <w:rPr>
-          <w:b w:val="0"/>
-        </w:rPr>
-        <w:t>• IGM 密度动态范围大、分布强右偏，故本报告在 log 域统计与可视化；绝大部分体积仍为稀疏 IGM，肉眼可见的亮脊/节点对应极少数高密度尾。</w:t>
-      </w:r>
-    </w:p>
-    <w:p>
-      <w:r>
-        <w:rPr>
-          <w:b w:val="0"/>
-        </w:rPr>
-        <w:t>结构形成（团块化）</w:t>
-      </w:r>
-    </w:p>
-    <w:p>
-      <w:r>
-        <w:rPr>
-          <w:b w:val="0"/>
-        </w:rPr>
-        <w:t>• 在 100 步引力团块化过程中，密度分位跨度 p99−p01 由 2.098 增至 2.414（+15.1%），说明高低密度区域分化加剧。</w:t>
-      </w:r>
-    </w:p>
-    <w:p>
-      <w:r>
-        <w:rPr>
-          <w:b w:val="0"/>
-        </w:rPr>
-        <w:t>• 标准差 σ 由 0.4318 升至 0.4983，全域涨落幅度持续扩大，符合“均匀 IGM → 纤维/节点”结构形成图像。</w:t>
-      </w:r>
-    </w:p>
-    <w:p>
-      <w:r>
-        <w:rPr>
-          <w:b w:val="0"/>
-        </w:rPr>
-        <w:t>星系际介质（IGM）</w:t>
-      </w:r>
-    </w:p>
-    <w:p>
-      <w:r>
-        <w:rPr>
-          <w:b w:val="0"/>
-        </w:rPr>
-        <w:t>• 密度直方图主峰始终位于中低密区，≥p99 的体素体积占比约 1.00%（t=99），即绝大部分体积仍为稀疏 IGM，仅少量重子汇入致密通道构成宇宙网可见结构。</w:t>
-      </w:r>
-    </w:p>
-    <w:p>
-      <w:r>
-        <w:rPr>
-          <w:b w:val="0"/>
-        </w:rPr>
-        <w:t>可视化应用价值</w:t>
-      </w:r>
-    </w:p>
-    <w:p>
-      <w:r>
-        <w:rPr>
-          <w:b w:val="0"/>
-        </w:rPr>
-        <w:t>• 体渲染提供全局形态直觉，识别 filaments 与 void 的空间布局；</w:t>
-      </w:r>
-    </w:p>
-    <w:p>
-      <w:r>
-        <w:rPr>
-          <w:b w:val="0"/>
-        </w:rPr>
-        <w:t>• 100 步 log 直方图量化分布漂移，避免“只看漂亮图”的主观判断；</w:t>
-      </w:r>
-    </w:p>
-    <w:p>
-      <w:r>
-        <w:rPr>
-          <w:b w:val="0"/>
-        </w:rPr>
-        <w:t>• 相空间刷选将高密度尾与空间节点一一对应，形成“假设—统计—空间”闭环，支撑宇宙学数据探索。</w:t>
-      </w:r>
-    </w:p>
-    <w:p>
-      <w:r>
-        <w:rPr>
-          <w:b w:val="0"/>
-        </w:rPr>
-        <w:t>可检验结论（三条）</w:t>
-      </w:r>
-    </w:p>
-    <w:p>
-      <w:r>
-        <w:rPr>
-          <w:b w:val="0"/>
-        </w:rPr>
-        <w:t>1. 涨落增强：σ(t) 单调上升趋势（见图 task2_evolution_story）。</w:t>
-      </w:r>
-    </w:p>
-    <w:p>
-      <w:r>
-        <w:rPr>
-          <w:b w:val="0"/>
-        </w:rPr>
-        <w:t>2. 两极分化：偏度维持右偏且尾翼抬升，低密度空洞与高密度节点共存。</w:t>
-      </w:r>
-    </w:p>
-    <w:p>
-      <w:r>
-        <w:rPr>
-          <w:b w:val="0"/>
-        </w:rPr>
-        <w:t>3. 宇宙网对应：Top 1% 空间投影呈丝状聚集，与体渲染亮脊位置一致（任务四验证）。</w:t>
-      </w:r>
-    </w:p>
-    <w:p>
-      <w:r>
-        <w:rPr>
-          <w:b w:val="0"/>
-        </w:rPr>
-        <w:t>图：task2_evolution_story</w:t>
-      </w:r>
-    </w:p>
-    <w:p>
+          <w:sz w:val="21"/>
+        </w:rPr>
+        <w:t>图1 100步全域统计曲线</w:t>
+      </w:r>
+    </w:p>
+    <w:p>
+      <w:pPr>
+        <w:jc w:val="center"/>
+      </w:pPr>
       <w:r>
         <w:drawing>
           <wp:inline xmlns:a="http://schemas.openxmlformats.org/drawingml/2006/main" xmlns:pic="http://schemas.openxmlformats.org/drawingml/2006/picture">
-            <wp:extent cx="5040000" cy="3528000"/>
+            <wp:extent cx="4680000" cy="2899661"/>
             <wp:docPr id="5" name="Picture 5"/>
             <wp:cNvGraphicFramePr>
               <a:graphicFrameLocks noChangeAspect="1"/>
@@ -1374,7 +1939,7 @@
               <a:graphicData uri="http://schemas.openxmlformats.org/drawingml/2006/picture">
                 <pic:pic>
                   <pic:nvPicPr>
-                    <pic:cNvPr id="0" name="task2_evolution_story.png"/>
+                    <pic:cNvPr id="0" name="task3_hist_overlay.png"/>
                     <pic:cNvPicPr/>
                   </pic:nvPicPr>
                   <pic:blipFill>
@@ -1386,7 +1951,7 @@
                   <pic:spPr>
                     <a:xfrm>
                       <a:off x="0" y="0"/>
-                      <a:ext cx="5040000" cy="3528000"/>
+                      <a:ext cx="4680000" cy="2899661"/>
                     </a:xfrm>
                     <a:prstGeom prst="rect"/>
                   </pic:spPr>
@@ -1398,63 +1963,28 @@
       </w:r>
     </w:p>
     <w:p>
-      <w:r>
-        <w:rPr>
+      <w:pPr>
+        <w:spacing w:before="60" w:after="120"/>
+        <w:jc w:val="center"/>
+      </w:pPr>
+      <w:r>
+        <w:rPr>
+          <w:rFonts w:ascii="宋体" w:hAnsi="宋体" w:eastAsia="宋体"/>
           <w:b w:val="0"/>
-        </w:rPr>
-        <w:t>图：task3_hist_overlay</w:t>
-      </w:r>
-    </w:p>
-    <w:p>
+          <w:sz w:val="21"/>
+        </w:rPr>
+        <w:t>图2 代表步直方图叠加</w:t>
+      </w:r>
+    </w:p>
+    <w:p>
+      <w:pPr>
+        <w:jc w:val="center"/>
+      </w:pPr>
       <w:r>
         <w:drawing>
           <wp:inline xmlns:a="http://schemas.openxmlformats.org/drawingml/2006/main" xmlns:pic="http://schemas.openxmlformats.org/drawingml/2006/picture">
-            <wp:extent cx="5040000" cy="3150000"/>
+            <wp:extent cx="3960000" cy="2227500"/>
             <wp:docPr id="6" name="Picture 6"/>
-            <wp:cNvGraphicFramePr>
-              <a:graphicFrameLocks noChangeAspect="1"/>
-            </wp:cNvGraphicFramePr>
-            <a:graphic>
-              <a:graphicData uri="http://schemas.openxmlformats.org/drawingml/2006/picture">
-                <pic:pic>
-                  <pic:nvPicPr>
-                    <pic:cNvPr id="0" name="task3_hist_overlay.png"/>
-                    <pic:cNvPicPr/>
-                  </pic:nvPicPr>
-                  <pic:blipFill>
-                    <a:blip r:embed="rId14"/>
-                    <a:stretch>
-                      <a:fillRect/>
-                    </a:stretch>
-                  </pic:blipFill>
-                  <pic:spPr>
-                    <a:xfrm>
-                      <a:off x="0" y="0"/>
-                      <a:ext cx="5040000" cy="3150000"/>
-                    </a:xfrm>
-                    <a:prstGeom prst="rect"/>
-                  </pic:spPr>
-                </pic:pic>
-              </a:graphicData>
-            </a:graphic>
-          </wp:inline>
-        </w:drawing>
-      </w:r>
-    </w:p>
-    <w:p>
-      <w:r>
-        <w:rPr>
-          <w:b w:val="0"/>
-        </w:rPr>
-        <w:t>图：task1_vol_t0000</w:t>
-      </w:r>
-    </w:p>
-    <w:p>
-      <w:r>
-        <w:drawing>
-          <wp:inline xmlns:a="http://schemas.openxmlformats.org/drawingml/2006/main" xmlns:pic="http://schemas.openxmlformats.org/drawingml/2006/picture">
-            <wp:extent cx="5040000" cy="2835000"/>
-            <wp:docPr id="7" name="Picture 7"/>
             <wp:cNvGraphicFramePr>
               <a:graphicFrameLocks noChangeAspect="1"/>
             </wp:cNvGraphicFramePr>
@@ -1474,7 +2004,7 @@
                   <pic:spPr>
                     <a:xfrm>
                       <a:off x="0" y="0"/>
-                      <a:ext cx="5040000" cy="2835000"/>
+                      <a:ext cx="3960000" cy="2227500"/>
                     </a:xfrm>
                     <a:prstGeom prst="rect"/>
                   </pic:spPr>
@@ -1486,19 +2016,28 @@
       </w:r>
     </w:p>
     <w:p>
-      <w:r>
-        <w:rPr>
+      <w:pPr>
+        <w:spacing w:before="60" w:after="120"/>
+        <w:jc w:val="center"/>
+      </w:pPr>
+      <w:r>
+        <w:rPr>
+          <w:rFonts w:ascii="宋体" w:hAnsi="宋体" w:eastAsia="宋体"/>
           <w:b w:val="0"/>
-        </w:rPr>
-        <w:t>图：task1_vol_t0099</w:t>
-      </w:r>
-    </w:p>
-    <w:p>
+          <w:sz w:val="21"/>
+        </w:rPr>
+        <w:t>图3 t=0体渲染</w:t>
+      </w:r>
+    </w:p>
+    <w:p>
+      <w:pPr>
+        <w:jc w:val="center"/>
+      </w:pPr>
       <w:r>
         <w:drawing>
           <wp:inline xmlns:a="http://schemas.openxmlformats.org/drawingml/2006/main" xmlns:pic="http://schemas.openxmlformats.org/drawingml/2006/picture">
-            <wp:extent cx="5040000" cy="2835000"/>
-            <wp:docPr id="8" name="Picture 8"/>
+            <wp:extent cx="3960000" cy="2227500"/>
+            <wp:docPr id="7" name="Picture 7"/>
             <wp:cNvGraphicFramePr>
               <a:graphicFrameLocks noChangeAspect="1"/>
             </wp:cNvGraphicFramePr>
@@ -1510,7 +2049,7 @@
                     <pic:cNvPicPr/>
                   </pic:nvPicPr>
                   <pic:blipFill>
-                    <a:blip r:embed="rId12"/>
+                    <a:blip r:embed="rId11"/>
                     <a:stretch>
                       <a:fillRect/>
                     </a:stretch>
@@ -1518,7 +2057,7 @@
                   <pic:spPr>
                     <a:xfrm>
                       <a:off x="0" y="0"/>
-                      <a:ext cx="5040000" cy="2835000"/>
+                      <a:ext cx="3960000" cy="2227500"/>
                     </a:xfrm>
                     <a:prstGeom prst="rect"/>
                   </pic:spPr>
@@ -1531,6 +2070,20 @@
     </w:p>
     <w:p>
       <w:pPr>
+        <w:spacing w:before="60" w:after="120"/>
+        <w:jc w:val="center"/>
+      </w:pPr>
+      <w:r>
+        <w:rPr>
+          <w:rFonts w:ascii="宋体" w:hAnsi="宋体" w:eastAsia="宋体"/>
+          <w:b w:val="0"/>
+          <w:sz w:val="21"/>
+        </w:rPr>
+        <w:t>图4 t=99体渲染</w:t>
+      </w:r>
+    </w:p>
+    <w:p>
+      <w:pPr>
         <w:spacing w:beforeLines="100" w:before="312" w:after="50" w:line="360" w:lineRule="auto"/>
         <w:rPr>
           <w:rFonts w:ascii="黑体" w:eastAsia="黑体" w:hAnsi="黑体"/>
@@ -1601,115 +2154,476 @@
       </w:r>
     </w:p>
     <w:p>
-      <w:r>
-        <w:rPr>
+      <w:pPr>
+        <w:spacing w:line="360" w:lineRule="auto" w:after="0" w:before="0"/>
+        <w:ind w:firstLine="420"/>
+        <w:jc w:val="both"/>
+      </w:pPr>
+      <w:r>
+        <w:rPr>
+          <w:rFonts w:ascii="宋体" w:hAnsi="宋体" w:eastAsia="宋体"/>
           <w:b w:val="0"/>
-        </w:rPr>
-        <w:t>（自动填入，正文 434 字）</w:t>
-      </w:r>
-    </w:p>
-    <w:p>
-      <w:r>
-        <w:rPr>
-          <w:b/>
-        </w:rPr>
-        <w:t>任务三：时序密度对数直方图统计</w:t>
-      </w:r>
-    </w:p>
-    <w:p>
-      <w:r>
-        <w:rPr>
+          <w:sz w:val="21"/>
+        </w:rPr>
+        <w:t>对全部100个时间步的气体密度做log等距分箱（128bins），边界[7.7533,14.5231]（全域min/max）。分箱中心取相邻边界几何均值ρᵢ=√(edgeᵢ·edgeᵢ₊₁)，直方图纵轴为归一化频数count/N；同步预计算每步mean、σ、p01/p50/p99、偏度skew，写入timeline.json供交互页与静态图共用。交互仪表盘（D3.js）与本文配图均读取同一统计源，保证数值一致、可复现。</w:t>
+      </w:r>
+    </w:p>
+    <w:p>
+      <w:pPr>
+        <w:spacing w:line="360" w:lineRule="auto" w:after="0" w:before="0"/>
+        <w:ind w:firstLine="420"/>
+        <w:jc w:val="both"/>
+      </w:pPr>
+      <w:r>
+        <w:rPr>
+          <w:rFonts w:ascii="宋体" w:hAnsi="宋体" w:eastAsia="宋体"/>
           <w:b w:val="0"/>
-        </w:rPr>
-        <w:t>方法</w:t>
-      </w:r>
-    </w:p>
-    <w:p>
-      <w:r>
-        <w:rPr>
+          <w:sz w:val="21"/>
+        </w:rPr>
+        <w:t>演化规律体现在三方面。团块化：σ由0.4318→0.4983，物质由相对均匀转向强烈聚敛。两极分化：偏度由0.7162→0.7183，代表步直方图叠加显示主峰略移、右尾持续增厚，对应void扩大与致密节点并存。分位跨度p99−p01由2.098→2.414，高密度尾体积占比稳定在~1%量级，但在空间上已对应可见filament。100步mean/p99/σ时序曲线（图2）与σ、偏度、分位跨度三联图（图3）共同刻画这一漂移过程，比单帧切片更有说服力。</w:t>
+      </w:r>
+    </w:p>
+    <w:p>
+      <w:pPr>
+        <w:spacing w:before="120" w:after="60"/>
+        <w:jc w:val="center"/>
+      </w:pPr>
+      <w:r>
+        <w:rPr>
+          <w:rFonts w:ascii="宋体" w:hAnsi="宋体" w:eastAsia="宋体"/>
+          <w:b/>
+          <w:sz w:val="21"/>
+        </w:rPr>
+        <w:t>表1 直方图演化要点</w:t>
+      </w:r>
+    </w:p>
+    <w:tbl>
+      <w:tblPr>
+        <w:tblW w:type="auto" w:w="0"/>
+        <w:tblLook w:firstColumn="1" w:firstRow="1" w:lastColumn="0" w:lastRow="0" w:noHBand="0" w:noVBand="1" w:val="04A0"/>
+      </w:tblPr>
+      <w:tblGrid>
+        <w:gridCol w:w="2436"/>
+        <w:gridCol w:w="2436"/>
+        <w:gridCol w:w="2436"/>
+        <w:gridCol w:w="2436"/>
+      </w:tblGrid>
+      <w:tr>
+        <w:tc>
+          <w:tcPr>
+            <w:tcW w:type="dxa" w:w="2436"/>
+          </w:tcPr>
+          <w:p>
+            <w:pPr>
+              <w:spacing w:line="240" w:lineRule="auto"/>
+              <w:jc w:val="center"/>
+            </w:pPr>
+            <w:r>
+              <w:rPr>
+                <w:rFonts w:ascii="宋体" w:hAnsi="宋体" w:eastAsia="宋体"/>
+                <w:b/>
+                <w:sz w:val="21"/>
+              </w:rPr>
+              <w:t>量</w:t>
+            </w:r>
+          </w:p>
+        </w:tc>
+        <w:tc>
+          <w:tcPr>
+            <w:tcW w:type="dxa" w:w="2436"/>
+          </w:tcPr>
+          <w:p>
+            <w:pPr>
+              <w:spacing w:line="240" w:lineRule="auto"/>
+              <w:jc w:val="center"/>
+            </w:pPr>
+            <w:r>
+              <w:rPr>
+                <w:rFonts w:ascii="宋体" w:hAnsi="宋体" w:eastAsia="宋体"/>
+                <w:b/>
+                <w:sz w:val="21"/>
+              </w:rPr>
+              <w:t>t=0</w:t>
+            </w:r>
+          </w:p>
+        </w:tc>
+        <w:tc>
+          <w:tcPr>
+            <w:tcW w:type="dxa" w:w="2436"/>
+          </w:tcPr>
+          <w:p>
+            <w:pPr>
+              <w:spacing w:line="240" w:lineRule="auto"/>
+              <w:jc w:val="center"/>
+            </w:pPr>
+            <w:r>
+              <w:rPr>
+                <w:rFonts w:ascii="宋体" w:hAnsi="宋体" w:eastAsia="宋体"/>
+                <w:b/>
+                <w:sz w:val="21"/>
+              </w:rPr>
+              <w:t>t=99</w:t>
+            </w:r>
+          </w:p>
+        </w:tc>
+        <w:tc>
+          <w:tcPr>
+            <w:tcW w:type="dxa" w:w="2436"/>
+          </w:tcPr>
+          <w:p>
+            <w:pPr>
+              <w:spacing w:line="240" w:lineRule="auto"/>
+              <w:jc w:val="center"/>
+            </w:pPr>
+            <w:r>
+              <w:rPr>
+                <w:rFonts w:ascii="宋体" w:hAnsi="宋体" w:eastAsia="宋体"/>
+                <w:b/>
+                <w:sz w:val="21"/>
+              </w:rPr>
+              <w:t>含义</w:t>
+            </w:r>
+          </w:p>
+        </w:tc>
+      </w:tr>
+      <w:tr>
+        <w:tc>
+          <w:tcPr>
+            <w:tcW w:type="dxa" w:w="2436"/>
+          </w:tcPr>
+          <w:p>
+            <w:pPr>
+              <w:spacing w:line="240" w:lineRule="auto"/>
+              <w:jc w:val="center"/>
+            </w:pPr>
+            <w:r>
+              <w:rPr>
+                <w:rFonts w:ascii="宋体" w:hAnsi="宋体" w:eastAsia="宋体"/>
+                <w:b w:val="0"/>
+                <w:sz w:val="21"/>
+              </w:rPr>
+              <w:t>σ</w:t>
+            </w:r>
+          </w:p>
+        </w:tc>
+        <w:tc>
+          <w:tcPr>
+            <w:tcW w:type="dxa" w:w="2436"/>
+          </w:tcPr>
+          <w:p>
+            <w:pPr>
+              <w:spacing w:line="240" w:lineRule="auto"/>
+              <w:jc w:val="center"/>
+            </w:pPr>
+            <w:r>
+              <w:rPr>
+                <w:rFonts w:ascii="宋体" w:hAnsi="宋体" w:eastAsia="宋体"/>
+                <w:b w:val="0"/>
+                <w:sz w:val="21"/>
+              </w:rPr>
+              <w:t>0.4318</w:t>
+            </w:r>
+          </w:p>
+        </w:tc>
+        <w:tc>
+          <w:tcPr>
+            <w:tcW w:type="dxa" w:w="2436"/>
+          </w:tcPr>
+          <w:p>
+            <w:pPr>
+              <w:spacing w:line="240" w:lineRule="auto"/>
+              <w:jc w:val="center"/>
+            </w:pPr>
+            <w:r>
+              <w:rPr>
+                <w:rFonts w:ascii="宋体" w:hAnsi="宋体" w:eastAsia="宋体"/>
+                <w:b w:val="0"/>
+                <w:sz w:val="21"/>
+              </w:rPr>
+              <w:t>0.4983</w:t>
+            </w:r>
+          </w:p>
+        </w:tc>
+        <w:tc>
+          <w:tcPr>
+            <w:tcW w:type="dxa" w:w="2436"/>
+          </w:tcPr>
+          <w:p>
+            <w:pPr>
+              <w:spacing w:line="240" w:lineRule="auto"/>
+              <w:jc w:val="center"/>
+            </w:pPr>
+            <w:r>
+              <w:rPr>
+                <w:rFonts w:ascii="宋体" w:hAnsi="宋体" w:eastAsia="宋体"/>
+                <w:b w:val="0"/>
+                <w:sz w:val="21"/>
+              </w:rPr>
+              <w:t>团块化、涨落扩大</w:t>
+            </w:r>
+          </w:p>
+        </w:tc>
+      </w:tr>
+      <w:tr>
+        <w:tc>
+          <w:tcPr>
+            <w:tcW w:type="dxa" w:w="2436"/>
+          </w:tcPr>
+          <w:p>
+            <w:pPr>
+              <w:spacing w:line="240" w:lineRule="auto"/>
+              <w:jc w:val="center"/>
+            </w:pPr>
+            <w:r>
+              <w:rPr>
+                <w:rFonts w:ascii="宋体" w:hAnsi="宋体" w:eastAsia="宋体"/>
+                <w:b w:val="0"/>
+                <w:sz w:val="21"/>
+              </w:rPr>
+              <w:t>偏度</w:t>
+            </w:r>
+          </w:p>
+        </w:tc>
+        <w:tc>
+          <w:tcPr>
+            <w:tcW w:type="dxa" w:w="2436"/>
+          </w:tcPr>
+          <w:p>
+            <w:pPr>
+              <w:spacing w:line="240" w:lineRule="auto"/>
+              <w:jc w:val="center"/>
+            </w:pPr>
+            <w:r>
+              <w:rPr>
+                <w:rFonts w:ascii="宋体" w:hAnsi="宋体" w:eastAsia="宋体"/>
+                <w:b w:val="0"/>
+                <w:sz w:val="21"/>
+              </w:rPr>
+              <w:t>0.7162</w:t>
+            </w:r>
+          </w:p>
+        </w:tc>
+        <w:tc>
+          <w:tcPr>
+            <w:tcW w:type="dxa" w:w="2436"/>
+          </w:tcPr>
+          <w:p>
+            <w:pPr>
+              <w:spacing w:line="240" w:lineRule="auto"/>
+              <w:jc w:val="center"/>
+            </w:pPr>
+            <w:r>
+              <w:rPr>
+                <w:rFonts w:ascii="宋体" w:hAnsi="宋体" w:eastAsia="宋体"/>
+                <w:b w:val="0"/>
+                <w:sz w:val="21"/>
+              </w:rPr>
+              <w:t>0.7183</w:t>
+            </w:r>
+          </w:p>
+        </w:tc>
+        <w:tc>
+          <w:tcPr>
+            <w:tcW w:type="dxa" w:w="2436"/>
+          </w:tcPr>
+          <w:p>
+            <w:pPr>
+              <w:spacing w:line="240" w:lineRule="auto"/>
+              <w:jc w:val="center"/>
+            </w:pPr>
+            <w:r>
+              <w:rPr>
+                <w:rFonts w:ascii="宋体" w:hAnsi="宋体" w:eastAsia="宋体"/>
+                <w:b w:val="0"/>
+                <w:sz w:val="21"/>
+              </w:rPr>
+              <w:t>右尾增厚</w:t>
+            </w:r>
+          </w:p>
+        </w:tc>
+      </w:tr>
+      <w:tr>
+        <w:tc>
+          <w:tcPr>
+            <w:tcW w:type="dxa" w:w="2436"/>
+          </w:tcPr>
+          <w:p>
+            <w:pPr>
+              <w:spacing w:line="240" w:lineRule="auto"/>
+              <w:jc w:val="center"/>
+            </w:pPr>
+            <w:r>
+              <w:rPr>
+                <w:rFonts w:ascii="宋体" w:hAnsi="宋体" w:eastAsia="宋体"/>
+                <w:b w:val="0"/>
+                <w:sz w:val="21"/>
+              </w:rPr>
+              <w:t>p50</w:t>
+            </w:r>
+          </w:p>
+        </w:tc>
+        <w:tc>
+          <w:tcPr>
+            <w:tcW w:type="dxa" w:w="2436"/>
+          </w:tcPr>
+          <w:p>
+            <w:pPr>
+              <w:spacing w:line="240" w:lineRule="auto"/>
+              <w:jc w:val="center"/>
+            </w:pPr>
+            <w:r>
+              <w:rPr>
+                <w:rFonts w:ascii="宋体" w:hAnsi="宋体" w:eastAsia="宋体"/>
+                <w:b w:val="0"/>
+                <w:sz w:val="21"/>
+              </w:rPr>
+              <w:t>9.4504</w:t>
+            </w:r>
+          </w:p>
+        </w:tc>
+        <w:tc>
+          <w:tcPr>
+            <w:tcW w:type="dxa" w:w="2436"/>
+          </w:tcPr>
+          <w:p>
+            <w:pPr>
+              <w:spacing w:line="240" w:lineRule="auto"/>
+              <w:jc w:val="center"/>
+            </w:pPr>
+            <w:r>
+              <w:rPr>
+                <w:rFonts w:ascii="宋体" w:hAnsi="宋体" w:eastAsia="宋体"/>
+                <w:b w:val="0"/>
+                <w:sz w:val="21"/>
+              </w:rPr>
+              <w:t>9.2745</w:t>
+            </w:r>
+          </w:p>
+        </w:tc>
+        <w:tc>
+          <w:tcPr>
+            <w:tcW w:type="dxa" w:w="2436"/>
+          </w:tcPr>
+          <w:p>
+            <w:pPr>
+              <w:spacing w:line="240" w:lineRule="auto"/>
+              <w:jc w:val="center"/>
+            </w:pPr>
+            <w:r>
+              <w:rPr>
+                <w:rFonts w:ascii="宋体" w:hAnsi="宋体" w:eastAsia="宋体"/>
+                <w:b w:val="0"/>
+                <w:sz w:val="21"/>
+              </w:rPr>
+              <w:t>主峰略移</w:t>
+            </w:r>
+          </w:p>
+        </w:tc>
+      </w:tr>
+      <w:tr>
+        <w:tc>
+          <w:tcPr>
+            <w:tcW w:type="dxa" w:w="2436"/>
+          </w:tcPr>
+          <w:p>
+            <w:pPr>
+              <w:spacing w:line="240" w:lineRule="auto"/>
+              <w:jc w:val="center"/>
+            </w:pPr>
+            <w:r>
+              <w:rPr>
+                <w:rFonts w:ascii="宋体" w:hAnsi="宋体" w:eastAsia="宋体"/>
+                <w:b w:val="0"/>
+                <w:sz w:val="21"/>
+              </w:rPr>
+              <w:t>p99−p01</w:t>
+            </w:r>
+          </w:p>
+        </w:tc>
+        <w:tc>
+          <w:tcPr>
+            <w:tcW w:type="dxa" w:w="2436"/>
+          </w:tcPr>
+          <w:p>
+            <w:pPr>
+              <w:spacing w:line="240" w:lineRule="auto"/>
+              <w:jc w:val="center"/>
+            </w:pPr>
+            <w:r>
+              <w:rPr>
+                <w:rFonts w:ascii="宋体" w:hAnsi="宋体" w:eastAsia="宋体"/>
+                <w:b w:val="0"/>
+                <w:sz w:val="21"/>
+              </w:rPr>
+              <w:t>2.098</w:t>
+            </w:r>
+          </w:p>
+        </w:tc>
+        <w:tc>
+          <w:tcPr>
+            <w:tcW w:type="dxa" w:w="2436"/>
+          </w:tcPr>
+          <w:p>
+            <w:pPr>
+              <w:spacing w:line="240" w:lineRule="auto"/>
+              <w:jc w:val="center"/>
+            </w:pPr>
+            <w:r>
+              <w:rPr>
+                <w:rFonts w:ascii="宋体" w:hAnsi="宋体" w:eastAsia="宋体"/>
+                <w:b w:val="0"/>
+                <w:sz w:val="21"/>
+              </w:rPr>
+              <w:t>2.414</w:t>
+            </w:r>
+          </w:p>
+        </w:tc>
+        <w:tc>
+          <w:tcPr>
+            <w:tcW w:type="dxa" w:w="2436"/>
+          </w:tcPr>
+          <w:p>
+            <w:pPr>
+              <w:spacing w:line="240" w:lineRule="auto"/>
+              <w:jc w:val="center"/>
+            </w:pPr>
+            <w:r>
+              <w:rPr>
+                <w:rFonts w:ascii="宋体" w:hAnsi="宋体" w:eastAsia="宋体"/>
+                <w:b w:val="0"/>
+                <w:sz w:val="21"/>
+              </w:rPr>
+              <w:t>两极分化</w:t>
+            </w:r>
+          </w:p>
+        </w:tc>
+      </w:tr>
+    </w:tbl>
+    <w:p/>
+    <w:p>
+      <w:pPr>
+        <w:spacing w:line="360" w:lineRule="auto" w:after="0" w:before="0"/>
+        <w:ind w:firstLine="420"/>
+        <w:jc w:val="both"/>
+      </w:pPr>
+      <w:r>
+        <w:rPr>
+          <w:rFonts w:ascii="宋体" w:hAnsi="宋体" w:eastAsia="宋体"/>
           <w:b w:val="0"/>
-        </w:rPr>
-        <w:t>• 对 全部 100 个时间步 的气体密度做 log 等距分箱（128 bins），边界 [7.7533, 14.5231]（全域 min/max）。</w:t>
-      </w:r>
-    </w:p>
-    <w:p>
-      <w:r>
-        <w:rPr>
-          <w:b w:val="0"/>
-        </w:rPr>
-        <w:t>• 分箱中心 ρᵢ = √(edgeᵢ · edgeᵢ₊₁)，直方图为归一化频数 Σcount/N。</w:t>
-      </w:r>
-    </w:p>
-    <w:p>
-      <w:r>
-        <w:rPr>
-          <w:b w:val="0"/>
-        </w:rPr>
-        <w:t>• 同步预计算每步 mean、σ、p01/p50/p99、偏度 skew，用于时序曲线（tools/python/precompute.py → timeline.json）。</w:t>
-      </w:r>
-    </w:p>
-    <w:p>
-      <w:r>
-        <w:rPr>
-          <w:b w:val="0"/>
-        </w:rPr>
-        <w:t>演化规律</w:t>
-      </w:r>
-    </w:p>
-    <w:p>
-      <w:r>
-        <w:rPr>
-          <w:b w:val="0"/>
-        </w:rPr>
-        <w:t>• 团块化：σ 由 0.4318 → 0.4983，物质分布由相对均匀转向强烈聚敛。</w:t>
-      </w:r>
-    </w:p>
-    <w:p>
-      <w:r>
-        <w:rPr>
-          <w:b w:val="0"/>
-        </w:rPr>
-        <w:t>• 两极分化：偏度 0.7162 → 0.7183，右尾持续增厚；代表步直方图叠加显示主峰略移、尾部抬升，对应“void + 致密节点”。</w:t>
-      </w:r>
-    </w:p>
-    <w:p>
-      <w:r>
-        <w:rPr>
-          <w:b w:val="0"/>
-        </w:rPr>
-        <w:t>• 分位跨度：p99−p01 扩大，高密度尾体积占比稳定在 ~1% 量级，但空间上对应可见宇宙网。</w:t>
-      </w:r>
-    </w:p>
-    <w:p>
-      <w:r>
-        <w:rPr>
-          <w:b w:val="0"/>
-        </w:rPr>
-        <w:t>与赛题描述的对照</w:t>
-      </w:r>
-    </w:p>
-    <w:p>
-      <w:r>
-        <w:rPr>
-          <w:b w:val="0"/>
-        </w:rPr>
-        <w:t>赛题指出早期密度集中于均值附近、后期出现空洞与峰值两极分化——本工作用 100 步完整直方图序列 而非单帧切片证明该趋势，并给出可复现的数值曲线。</w:t>
-      </w:r>
-    </w:p>
-    <w:p>
-      <w:r>
-        <w:rPr>
-          <w:b w:val="0"/>
-        </w:rPr>
-        <w:t>图：task3_hist_overlay</w:t>
-      </w:r>
-    </w:p>
-    <w:p>
+          <w:sz w:val="21"/>
+        </w:rPr>
+        <w:t>与赛题描述对照：早期密度集中于均值附近，后期出现空洞与峰值两极分化——本工作以完整100步直方图序列而非个别时刻证明该趋势。图1五步叠加直观展示主峰右移与尾翼抬升；图2显示mean缓降而p99缓升，说明整体略向低密度偏移的同时，极端高密度体素仍在积累。图3中偏度与分位跨度同步走阔，定量支持“团块化”叙事。结合任务一体渲染，可将统计上的右尾增厚与空间上的filament亮脊对应起来，避免仅依赖单一指标得出片面结论。</w:t>
+      </w:r>
+    </w:p>
+    <w:p>
+      <w:pPr>
+        <w:jc w:val="center"/>
+      </w:pPr>
       <w:r>
         <w:drawing>
           <wp:inline xmlns:a="http://schemas.openxmlformats.org/drawingml/2006/main" xmlns:pic="http://schemas.openxmlformats.org/drawingml/2006/picture">
-            <wp:extent cx="5040000" cy="3150000"/>
-            <wp:docPr id="9" name="Picture 9"/>
+            <wp:extent cx="4680000" cy="2899661"/>
+            <wp:docPr id="8" name="Picture 8"/>
             <wp:cNvGraphicFramePr>
               <a:graphicFrameLocks noChangeAspect="1"/>
             </wp:cNvGraphicFramePr>
@@ -1721,7 +2635,7 @@
                     <pic:cNvPicPr/>
                   </pic:nvPicPr>
                   <pic:blipFill>
-                    <a:blip r:embed="rId14"/>
+                    <a:blip r:embed="rId13"/>
                     <a:stretch>
                       <a:fillRect/>
                     </a:stretch>
@@ -1729,7 +2643,7 @@
                   <pic:spPr>
                     <a:xfrm>
                       <a:off x="0" y="0"/>
-                      <a:ext cx="5040000" cy="3150000"/>
+                      <a:ext cx="4680000" cy="2899661"/>
                     </a:xfrm>
                     <a:prstGeom prst="rect"/>
                   </pic:spPr>
@@ -1741,19 +2655,28 @@
       </w:r>
     </w:p>
     <w:p>
-      <w:r>
-        <w:rPr>
+      <w:pPr>
+        <w:spacing w:before="60" w:after="120"/>
+        <w:jc w:val="center"/>
+      </w:pPr>
+      <w:r>
+        <w:rPr>
+          <w:rFonts w:ascii="宋体" w:hAnsi="宋体" w:eastAsia="宋体"/>
           <w:b w:val="0"/>
-        </w:rPr>
-        <w:t>图：task3_metrics_timeline</w:t>
-      </w:r>
-    </w:p>
-    <w:p>
+          <w:sz w:val="21"/>
+        </w:rPr>
+        <w:t>图1 五步直方图叠加</w:t>
+      </w:r>
+    </w:p>
+    <w:p>
+      <w:pPr>
+        <w:jc w:val="center"/>
+      </w:pPr>
       <w:r>
         <w:drawing>
           <wp:inline xmlns:a="http://schemas.openxmlformats.org/drawingml/2006/main" xmlns:pic="http://schemas.openxmlformats.org/drawingml/2006/picture">
-            <wp:extent cx="5040000" cy="2240000"/>
-            <wp:docPr id="10" name="Picture 10"/>
+            <wp:extent cx="4680000" cy="2062019"/>
+            <wp:docPr id="9" name="Picture 9"/>
             <wp:cNvGraphicFramePr>
               <a:graphicFrameLocks noChangeAspect="1"/>
             </wp:cNvGraphicFramePr>
@@ -1765,7 +2688,7 @@
                     <pic:cNvPicPr/>
                   </pic:nvPicPr>
                   <pic:blipFill>
-                    <a:blip r:embed="rId15"/>
+                    <a:blip r:embed="rId14"/>
                     <a:stretch>
                       <a:fillRect/>
                     </a:stretch>
@@ -1773,7 +2696,7 @@
                   <pic:spPr>
                     <a:xfrm>
                       <a:off x="0" y="0"/>
-                      <a:ext cx="5040000" cy="2240000"/>
+                      <a:ext cx="4680000" cy="2062019"/>
                     </a:xfrm>
                     <a:prstGeom prst="rect"/>
                   </pic:spPr>
@@ -1785,19 +2708,28 @@
       </w:r>
     </w:p>
     <w:p>
-      <w:r>
-        <w:rPr>
+      <w:pPr>
+        <w:spacing w:before="60" w:after="120"/>
+        <w:jc w:val="center"/>
+      </w:pPr>
+      <w:r>
+        <w:rPr>
+          <w:rFonts w:ascii="宋体" w:hAnsi="宋体" w:eastAsia="宋体"/>
           <w:b w:val="0"/>
-        </w:rPr>
-        <w:t>图：task3_evolution_metrics</w:t>
-      </w:r>
-    </w:p>
-    <w:p>
+          <w:sz w:val="21"/>
+        </w:rPr>
+        <w:t>图2 100步mean/p99/σ</w:t>
+      </w:r>
+    </w:p>
+    <w:p>
+      <w:pPr>
+        <w:jc w:val="center"/>
+      </w:pPr>
       <w:r>
         <w:drawing>
           <wp:inline xmlns:a="http://schemas.openxmlformats.org/drawingml/2006/main" xmlns:pic="http://schemas.openxmlformats.org/drawingml/2006/picture">
-            <wp:extent cx="5040000" cy="1596000"/>
-            <wp:docPr id="11" name="Picture 11"/>
+            <wp:extent cx="4680000" cy="1499322"/>
+            <wp:docPr id="10" name="Picture 10"/>
             <wp:cNvGraphicFramePr>
               <a:graphicFrameLocks noChangeAspect="1"/>
             </wp:cNvGraphicFramePr>
@@ -1809,6 +2741,523 @@
                     <pic:cNvPicPr/>
                   </pic:nvPicPr>
                   <pic:blipFill>
+                    <a:blip r:embed="rId15"/>
+                    <a:stretch>
+                      <a:fillRect/>
+                    </a:stretch>
+                  </pic:blipFill>
+                  <pic:spPr>
+                    <a:xfrm>
+                      <a:off x="0" y="0"/>
+                      <a:ext cx="4680000" cy="1499322"/>
+                    </a:xfrm>
+                    <a:prstGeom prst="rect"/>
+                  </pic:spPr>
+                </pic:pic>
+              </a:graphicData>
+            </a:graphic>
+          </wp:inline>
+        </w:drawing>
+      </w:r>
+    </w:p>
+    <w:p>
+      <w:pPr>
+        <w:spacing w:before="60" w:after="120"/>
+        <w:jc w:val="center"/>
+      </w:pPr>
+      <w:r>
+        <w:rPr>
+          <w:rFonts w:ascii="宋体" w:hAnsi="宋体" w:eastAsia="宋体"/>
+          <w:b w:val="0"/>
+          <w:sz w:val="21"/>
+        </w:rPr>
+        <w:t>图3 σ、偏度与分位跨度</w:t>
+      </w:r>
+    </w:p>
+    <w:p>
+      <w:pPr>
+        <w:spacing w:beforeLines="100" w:before="312" w:after="50" w:line="360" w:lineRule="auto"/>
+        <w:rPr>
+          <w:rFonts w:ascii="黑体" w:eastAsia="黑体" w:hAnsi="黑体"/>
+          <w:color w:val="C45911"/>
+          <w:sz w:val="24"/>
+        </w:rPr>
+      </w:pPr>
+      <w:r>
+        <w:rPr>
+          <w:rFonts w:ascii="黑体" w:eastAsia="黑体" w:hAnsi="黑体" w:hint="eastAsia"/>
+          <w:b/>
+          <w:sz w:val="24"/>
+        </w:rPr>
+        <w:t>4、</w:t>
+      </w:r>
+      <w:r>
+        <w:rPr>
+          <w:rFonts w:ascii="黑体" w:eastAsia="黑体" w:hAnsi="黑体" w:hint="eastAsia"/>
+          <w:b/>
+          <w:sz w:val="24"/>
+        </w:rPr>
+        <w:t>相空间交互式刷选可视分析：搭建联动式交互可视分析仪表盘，实现基于相空间的筛选分析功能。支持用户在统计直方图中自定义框选特定密度区间，例如筛选占比1%的极高密度区间。系统可实时联动三维空间视图，快速渲染匹配该密度阈值的物理单元格数据，直观验</w:t>
+      </w:r>
+      <w:r>
+        <w:rPr>
+          <w:rFonts w:ascii="黑体" w:eastAsia="黑体" w:hAnsi="黑体" w:hint="eastAsia"/>
+          <w:b/>
+          <w:sz w:val="24"/>
+        </w:rPr>
+        <w:lastRenderedPageBreak/>
+        <w:t>证直方图高密度尾部数据与宇宙网节点致密结构的对应关系，实现统计特征与空间物理结构的双向关联分析</w:t>
+      </w:r>
+      <w:r>
+        <w:rPr>
+          <w:rFonts w:ascii="黑体" w:eastAsia="黑体" w:hAnsi="黑体" w:hint="eastAsia"/>
+          <w:b/>
+          <w:sz w:val="24"/>
+        </w:rPr>
+        <w:t>。</w:t>
+      </w:r>
+      <w:r>
+        <w:rPr>
+          <w:rFonts w:ascii="黑体" w:eastAsia="黑体" w:hAnsi="黑体" w:hint="eastAsia"/>
+          <w:color w:val="C45911"/>
+          <w:sz w:val="24"/>
+        </w:rPr>
+        <w:t>（</w:t>
+      </w:r>
+      <w:r>
+        <w:rPr>
+          <w:rFonts w:ascii="黑体" w:eastAsia="黑体" w:hAnsi="黑体" w:hint="eastAsia"/>
+          <w:color w:val="C45911"/>
+          <w:sz w:val="24"/>
+        </w:rPr>
+        <w:t>建议参赛者回答此题文字不多于800字，图片不多于5张</w:t>
+      </w:r>
+      <w:r>
+        <w:rPr>
+          <w:rFonts w:ascii="黑体" w:eastAsia="黑体" w:hAnsi="黑体" w:hint="eastAsia"/>
+          <w:color w:val="C45911"/>
+          <w:sz w:val="24"/>
+        </w:rPr>
+        <w:t>）</w:t>
+      </w:r>
+    </w:p>
+    <w:p>
+      <w:pPr>
+        <w:rPr>
+          <w:color w:val="BFBFBF"/>
+        </w:rPr>
+      </w:pPr>
+      <w:r>
+        <w:rPr>
+          <w:color w:val="BFBFBF"/>
+        </w:rPr>
+        <w:t>（下面是答题区域）</w:t>
+      </w:r>
+    </w:p>
+    <w:p>
+      <w:pPr>
+        <w:spacing w:line="360" w:lineRule="auto" w:after="0" w:before="0"/>
+        <w:ind w:firstLine="420"/>
+        <w:jc w:val="both"/>
+      </w:pPr>
+      <w:r>
+        <w:rPr>
+          <w:rFonts w:ascii="宋体" w:hAnsi="宋体" w:eastAsia="宋体"/>
+          <w:b w:val="0"/>
+          <w:sz w:val="21"/>
+        </w:rPr>
+        <w:t>交互分析页（/app.html）集成log密度直方图（D3.js）与vtk.js体渲染。用户可在直方图上拖拽框选密度区间，或通过快捷按钮选取Top 1%（ρ≥10.7601）与Bottom 1%（ρ≤8.3458）。刷选后传递函数对命中体素高亮，Canvas 2D最大密度投影以金色标出刷选体素；可选3D点云预览（≤12000点）。刷选体素扫描在Web Worker中执行，避免阻塞主线程渲染；相邻时间步idle预取以提升播放流畅度。</w:t>
+      </w:r>
+    </w:p>
+    <w:p>
+      <w:pPr>
+        <w:spacing w:line="360" w:lineRule="auto" w:after="0" w:before="0"/>
+        <w:ind w:firstLine="420"/>
+        <w:jc w:val="both"/>
+      </w:pPr>
+      <w:r>
+        <w:rPr>
+          <w:rFonts w:ascii="宋体" w:hAnsi="宋体" w:eastAsia="宋体"/>
+          <w:b w:val="0"/>
+          <w:sz w:val="21"/>
+        </w:rPr>
+        <w:t>统计→空间：Top 1%刷选右尾后，XY投影显示丝状/节点状聚集而非随机散点，与t=99体渲染亮脊重合，说明高密度尾对应宇宙网致密结构；Bottom 1%刷选左尾则对应广袤稀疏IGM主体。空间→统计：在t=99 XY最大密度投影上识别filament亮脊（投影值≥P88），汇总亮脊像素密度得ρ∈[11.23,12.16]，位于p75–p99右尾，与Top 1%刷选区间一致；在log直方图上以金色标注该密度带。两条路径形成统计—空间双向可验证闭环。</w:t>
+      </w:r>
+    </w:p>
+    <w:p>
+      <w:pPr>
+        <w:spacing w:before="120" w:after="60"/>
+        <w:jc w:val="center"/>
+      </w:pPr>
+      <w:r>
+        <w:rPr>
+          <w:rFonts w:ascii="宋体" w:hAnsi="宋体" w:eastAsia="宋体"/>
+          <w:b/>
+          <w:sz w:val="21"/>
+        </w:rPr>
+        <w:t>表1 刷选验证（t=99）</w:t>
+      </w:r>
+    </w:p>
+    <w:tbl>
+      <w:tblPr>
+        <w:tblW w:type="auto" w:w="0"/>
+        <w:tblLook w:firstColumn="1" w:firstRow="1" w:lastColumn="0" w:lastRow="0" w:noHBand="0" w:noVBand="1" w:val="04A0"/>
+      </w:tblPr>
+      <w:tblGrid>
+        <w:gridCol w:w="2436"/>
+        <w:gridCol w:w="2436"/>
+        <w:gridCol w:w="2436"/>
+        <w:gridCol w:w="2436"/>
+      </w:tblGrid>
+      <w:tr>
+        <w:tc>
+          <w:tcPr>
+            <w:tcW w:type="dxa" w:w="2436"/>
+          </w:tcPr>
+          <w:p>
+            <w:pPr>
+              <w:spacing w:line="240" w:lineRule="auto"/>
+              <w:jc w:val="center"/>
+            </w:pPr>
+            <w:r>
+              <w:rPr>
+                <w:rFonts w:ascii="宋体" w:hAnsi="宋体" w:eastAsia="宋体"/>
+                <w:b/>
+                <w:sz w:val="21"/>
+              </w:rPr>
+              <w:t>方向</w:t>
+            </w:r>
+          </w:p>
+        </w:tc>
+        <w:tc>
+          <w:tcPr>
+            <w:tcW w:type="dxa" w:w="2436"/>
+          </w:tcPr>
+          <w:p>
+            <w:pPr>
+              <w:spacing w:line="240" w:lineRule="auto"/>
+              <w:jc w:val="center"/>
+            </w:pPr>
+            <w:r>
+              <w:rPr>
+                <w:rFonts w:ascii="宋体" w:hAnsi="宋体" w:eastAsia="宋体"/>
+                <w:b/>
+                <w:sz w:val="21"/>
+              </w:rPr>
+              <w:t>操作</w:t>
+            </w:r>
+          </w:p>
+        </w:tc>
+        <w:tc>
+          <w:tcPr>
+            <w:tcW w:type="dxa" w:w="2436"/>
+          </w:tcPr>
+          <w:p>
+            <w:pPr>
+              <w:spacing w:line="240" w:lineRule="auto"/>
+              <w:jc w:val="center"/>
+            </w:pPr>
+            <w:r>
+              <w:rPr>
+                <w:rFonts w:ascii="宋体" w:hAnsi="宋体" w:eastAsia="宋体"/>
+                <w:b/>
+                <w:sz w:val="21"/>
+              </w:rPr>
+              <w:t>空间表现</w:t>
+            </w:r>
+          </w:p>
+        </w:tc>
+        <w:tc>
+          <w:tcPr>
+            <w:tcW w:type="dxa" w:w="2436"/>
+          </w:tcPr>
+          <w:p>
+            <w:pPr>
+              <w:spacing w:line="240" w:lineRule="auto"/>
+              <w:jc w:val="center"/>
+            </w:pPr>
+            <w:r>
+              <w:rPr>
+                <w:rFonts w:ascii="宋体" w:hAnsi="宋体" w:eastAsia="宋体"/>
+                <w:b/>
+                <w:sz w:val="21"/>
+              </w:rPr>
+              <w:t>密度</w:t>
+            </w:r>
+          </w:p>
+        </w:tc>
+      </w:tr>
+      <w:tr>
+        <w:tc>
+          <w:tcPr>
+            <w:tcW w:type="dxa" w:w="2436"/>
+          </w:tcPr>
+          <w:p>
+            <w:pPr>
+              <w:spacing w:line="240" w:lineRule="auto"/>
+              <w:jc w:val="center"/>
+            </w:pPr>
+            <w:r>
+              <w:rPr>
+                <w:rFonts w:ascii="宋体" w:hAnsi="宋体" w:eastAsia="宋体"/>
+                <w:b w:val="0"/>
+                <w:sz w:val="21"/>
+              </w:rPr>
+              <w:t>统计→空间</w:t>
+            </w:r>
+          </w:p>
+        </w:tc>
+        <w:tc>
+          <w:tcPr>
+            <w:tcW w:type="dxa" w:w="2436"/>
+          </w:tcPr>
+          <w:p>
+            <w:pPr>
+              <w:spacing w:line="240" w:lineRule="auto"/>
+              <w:jc w:val="center"/>
+            </w:pPr>
+            <w:r>
+              <w:rPr>
+                <w:rFonts w:ascii="宋体" w:hAnsi="宋体" w:eastAsia="宋体"/>
+                <w:b w:val="0"/>
+                <w:sz w:val="21"/>
+              </w:rPr>
+              <w:t>Top 1%</w:t>
+            </w:r>
+          </w:p>
+        </w:tc>
+        <w:tc>
+          <w:tcPr>
+            <w:tcW w:type="dxa" w:w="2436"/>
+          </w:tcPr>
+          <w:p>
+            <w:pPr>
+              <w:spacing w:line="240" w:lineRule="auto"/>
+              <w:jc w:val="center"/>
+            </w:pPr>
+            <w:r>
+              <w:rPr>
+                <w:rFonts w:ascii="宋体" w:hAnsi="宋体" w:eastAsia="宋体"/>
+                <w:b w:val="0"/>
+                <w:sz w:val="21"/>
+              </w:rPr>
+              <w:t>丝状/节点聚集</w:t>
+            </w:r>
+          </w:p>
+        </w:tc>
+        <w:tc>
+          <w:tcPr>
+            <w:tcW w:type="dxa" w:w="2436"/>
+          </w:tcPr>
+          <w:p>
+            <w:pPr>
+              <w:spacing w:line="240" w:lineRule="auto"/>
+              <w:jc w:val="center"/>
+            </w:pPr>
+            <w:r>
+              <w:rPr>
+                <w:rFonts w:ascii="宋体" w:hAnsi="宋体" w:eastAsia="宋体"/>
+                <w:b w:val="0"/>
+                <w:sz w:val="21"/>
+              </w:rPr>
+              <w:t>ρ≥10.76</w:t>
+            </w:r>
+          </w:p>
+        </w:tc>
+      </w:tr>
+      <w:tr>
+        <w:tc>
+          <w:tcPr>
+            <w:tcW w:type="dxa" w:w="2436"/>
+          </w:tcPr>
+          <w:p>
+            <w:pPr>
+              <w:spacing w:line="240" w:lineRule="auto"/>
+              <w:jc w:val="center"/>
+            </w:pPr>
+            <w:r>
+              <w:rPr>
+                <w:rFonts w:ascii="宋体" w:hAnsi="宋体" w:eastAsia="宋体"/>
+                <w:b w:val="0"/>
+                <w:sz w:val="21"/>
+              </w:rPr>
+              <w:t>统计→空间</w:t>
+            </w:r>
+          </w:p>
+        </w:tc>
+        <w:tc>
+          <w:tcPr>
+            <w:tcW w:type="dxa" w:w="2436"/>
+          </w:tcPr>
+          <w:p>
+            <w:pPr>
+              <w:spacing w:line="240" w:lineRule="auto"/>
+              <w:jc w:val="center"/>
+            </w:pPr>
+            <w:r>
+              <w:rPr>
+                <w:rFonts w:ascii="宋体" w:hAnsi="宋体" w:eastAsia="宋体"/>
+                <w:b w:val="0"/>
+                <w:sz w:val="21"/>
+              </w:rPr>
+              <w:t>Bottom 1%</w:t>
+            </w:r>
+          </w:p>
+        </w:tc>
+        <w:tc>
+          <w:tcPr>
+            <w:tcW w:type="dxa" w:w="2436"/>
+          </w:tcPr>
+          <w:p>
+            <w:pPr>
+              <w:spacing w:line="240" w:lineRule="auto"/>
+              <w:jc w:val="center"/>
+            </w:pPr>
+            <w:r>
+              <w:rPr>
+                <w:rFonts w:ascii="宋体" w:hAnsi="宋体" w:eastAsia="宋体"/>
+                <w:b w:val="0"/>
+                <w:sz w:val="21"/>
+              </w:rPr>
+              <w:t>稀疏IGM</w:t>
+            </w:r>
+          </w:p>
+        </w:tc>
+        <w:tc>
+          <w:tcPr>
+            <w:tcW w:type="dxa" w:w="2436"/>
+          </w:tcPr>
+          <w:p>
+            <w:pPr>
+              <w:spacing w:line="240" w:lineRule="auto"/>
+              <w:jc w:val="center"/>
+            </w:pPr>
+            <w:r>
+              <w:rPr>
+                <w:rFonts w:ascii="宋体" w:hAnsi="宋体" w:eastAsia="宋体"/>
+                <w:b w:val="0"/>
+                <w:sz w:val="21"/>
+              </w:rPr>
+              <w:t>ρ≤8.35</w:t>
+            </w:r>
+          </w:p>
+        </w:tc>
+      </w:tr>
+      <w:tr>
+        <w:tc>
+          <w:tcPr>
+            <w:tcW w:type="dxa" w:w="2436"/>
+          </w:tcPr>
+          <w:p>
+            <w:pPr>
+              <w:spacing w:line="240" w:lineRule="auto"/>
+              <w:jc w:val="center"/>
+            </w:pPr>
+            <w:r>
+              <w:rPr>
+                <w:rFonts w:ascii="宋体" w:hAnsi="宋体" w:eastAsia="宋体"/>
+                <w:b w:val="0"/>
+                <w:sz w:val="21"/>
+              </w:rPr>
+              <w:t>空间→统计</w:t>
+            </w:r>
+          </w:p>
+        </w:tc>
+        <w:tc>
+          <w:tcPr>
+            <w:tcW w:type="dxa" w:w="2436"/>
+          </w:tcPr>
+          <w:p>
+            <w:pPr>
+              <w:spacing w:line="240" w:lineRule="auto"/>
+              <w:jc w:val="center"/>
+            </w:pPr>
+            <w:r>
+              <w:rPr>
+                <w:rFonts w:ascii="宋体" w:hAnsi="宋体" w:eastAsia="宋体"/>
+                <w:b w:val="0"/>
+                <w:sz w:val="21"/>
+              </w:rPr>
+              <w:t>亮脊P88</w:t>
+            </w:r>
+          </w:p>
+        </w:tc>
+        <w:tc>
+          <w:tcPr>
+            <w:tcW w:type="dxa" w:w="2436"/>
+          </w:tcPr>
+          <w:p>
+            <w:pPr>
+              <w:spacing w:line="240" w:lineRule="auto"/>
+              <w:jc w:val="center"/>
+            </w:pPr>
+            <w:r>
+              <w:rPr>
+                <w:rFonts w:ascii="宋体" w:hAnsi="宋体" w:eastAsia="宋体"/>
+                <w:b w:val="0"/>
+                <w:sz w:val="21"/>
+              </w:rPr>
+              <w:t>金色filament</w:t>
+            </w:r>
+          </w:p>
+        </w:tc>
+        <w:tc>
+          <w:tcPr>
+            <w:tcW w:type="dxa" w:w="2436"/>
+          </w:tcPr>
+          <w:p>
+            <w:pPr>
+              <w:spacing w:line="240" w:lineRule="auto"/>
+              <w:jc w:val="center"/>
+            </w:pPr>
+            <w:r>
+              <w:rPr>
+                <w:rFonts w:ascii="宋体" w:hAnsi="宋体" w:eastAsia="宋体"/>
+                <w:b w:val="0"/>
+                <w:sz w:val="21"/>
+              </w:rPr>
+              <w:t>ρ∈[11.23,12.16]</w:t>
+            </w:r>
+          </w:p>
+        </w:tc>
+      </w:tr>
+    </w:tbl>
+    <w:p/>
+    <w:p>
+      <w:pPr>
+        <w:spacing w:line="360" w:lineRule="auto" w:after="0" w:before="0"/>
+        <w:ind w:firstLine="420"/>
+        <w:jc w:val="both"/>
+      </w:pPr>
+      <w:r>
+        <w:rPr>
+          <w:rFonts w:ascii="宋体" w:hAnsi="宋体" w:eastAsia="宋体"/>
+          <w:b w:val="0"/>
+          <w:sz w:val="21"/>
+        </w:rPr>
+        <w:t>图1展示空间→统计完整链路：先在投影中定位filament，再反查直方图密度带。图2–4为Top 1%三联验证：直方图刷选区间、体渲染高亮与投影金色标记三者一致。Bottom 1%实验（未附图）进一步表明低密度尾对应投影中的大面积空白，与IGM占主导体积的物理图像吻合。该设计使用户从“看漂亮图”升级为“用统计约束空间、用空间检验统计”，符合可视分析中联动与刷选范式；静态配图由projection_render.py与spatial_to_stats.py离线复现，与在线交互逻辑一致。</w:t>
+      </w:r>
+    </w:p>
+    <w:p>
+      <w:pPr>
+        <w:jc w:val="center"/>
+      </w:pPr>
+      <w:r>
+        <w:drawing>
+          <wp:inline xmlns:a="http://schemas.openxmlformats.org/drawingml/2006/main" xmlns:pic="http://schemas.openxmlformats.org/drawingml/2006/picture">
+            <wp:extent cx="5040000" cy="2190997"/>
+            <wp:docPr id="11" name="Picture 11"/>
+            <wp:cNvGraphicFramePr>
+              <a:graphicFrameLocks noChangeAspect="1"/>
+            </wp:cNvGraphicFramePr>
+            <a:graphic>
+              <a:graphicData uri="http://schemas.openxmlformats.org/drawingml/2006/picture">
+                <pic:pic>
+                  <pic:nvPicPr>
+                    <pic:cNvPr id="0" name="task4_spatial_to_stats.png"/>
+                    <pic:cNvPicPr/>
+                  </pic:nvPicPr>
+                  <pic:blipFill>
                     <a:blip r:embed="rId16"/>
                     <a:stretch>
                       <a:fillRect/>
@@ -1817,7 +3266,7 @@
                   <pic:spPr>
                     <a:xfrm>
                       <a:off x="0" y="0"/>
-                      <a:ext cx="5040000" cy="1596000"/>
+                      <a:ext cx="5040000" cy="2190997"/>
                     </a:xfrm>
                     <a:prstGeom prst="rect"/>
                   </pic:spPr>
@@ -1829,18 +3278,27 @@
       </w:r>
     </w:p>
     <w:p>
-      <w:r>
-        <w:rPr>
+      <w:pPr>
+        <w:spacing w:before="60" w:after="120"/>
+        <w:jc w:val="center"/>
+      </w:pPr>
+      <w:r>
+        <w:rPr>
+          <w:rFonts w:ascii="宋体" w:hAnsi="宋体" w:eastAsia="宋体"/>
           <w:b w:val="0"/>
-        </w:rPr>
-        <w:t>图：task3_peak_drift</w:t>
-      </w:r>
-    </w:p>
-    <w:p>
+          <w:sz w:val="21"/>
+        </w:rPr>
+        <w:t>图1 空间→统计</w:t>
+      </w:r>
+    </w:p>
+    <w:p>
+      <w:pPr>
+        <w:jc w:val="center"/>
+      </w:pPr>
       <w:r>
         <w:drawing>
           <wp:inline xmlns:a="http://schemas.openxmlformats.org/drawingml/2006/main" xmlns:pic="http://schemas.openxmlformats.org/drawingml/2006/picture">
-            <wp:extent cx="5040000" cy="2205000"/>
+            <wp:extent cx="5040000" cy="1713424"/>
             <wp:docPr id="12" name="Picture 12"/>
             <wp:cNvGraphicFramePr>
               <a:graphicFrameLocks noChangeAspect="1"/>
@@ -1849,7 +3307,7 @@
               <a:graphicData uri="http://schemas.openxmlformats.org/drawingml/2006/picture">
                 <pic:pic>
                   <pic:nvPicPr>
-                    <pic:cNvPr id="0" name="task3_peak_drift.png"/>
+                    <pic:cNvPr id="0" name="task4_brush_triptych.png"/>
                     <pic:cNvPicPr/>
                   </pic:nvPicPr>
                   <pic:blipFill>
@@ -1861,7 +3319,7 @@
                   <pic:spPr>
                     <a:xfrm>
                       <a:off x="0" y="0"/>
-                      <a:ext cx="5040000" cy="2205000"/>
+                      <a:ext cx="5040000" cy="1713424"/>
                     </a:xfrm>
                     <a:prstGeom prst="rect"/>
                   </pic:spPr>
@@ -1874,225 +3332,26 @@
     </w:p>
     <w:p>
       <w:pPr>
-        <w:spacing w:beforeLines="100" w:before="312" w:after="50" w:line="360" w:lineRule="auto"/>
-        <w:rPr>
-          <w:rFonts w:ascii="黑体" w:eastAsia="黑体" w:hAnsi="黑体"/>
-          <w:color w:val="C45911"/>
-          <w:sz w:val="24"/>
-        </w:rPr>
-      </w:pPr>
-      <w:r>
-        <w:rPr>
-          <w:rFonts w:ascii="黑体" w:eastAsia="黑体" w:hAnsi="黑体" w:hint="eastAsia"/>
-          <w:b/>
-          <w:sz w:val="24"/>
-        </w:rPr>
-        <w:t>4、</w:t>
-      </w:r>
-      <w:r>
-        <w:rPr>
-          <w:rFonts w:ascii="黑体" w:eastAsia="黑体" w:hAnsi="黑体" w:hint="eastAsia"/>
-          <w:b/>
-          <w:sz w:val="24"/>
-        </w:rPr>
-        <w:t>相空间交互式刷选可视分析：搭建联动式交互可视分析仪表盘，实现基于相空间的筛选分析功能。支持用户在统计直方图中自定义框选特定密度区间，例如筛选占比1%的极高密度区间。系统可实时联动三维空间视图，快速渲染匹配该密度阈值的物理单元格数据，直观验</w:t>
-      </w:r>
-      <w:r>
-        <w:rPr>
-          <w:rFonts w:ascii="黑体" w:eastAsia="黑体" w:hAnsi="黑体" w:hint="eastAsia"/>
-          <w:b/>
-          <w:sz w:val="24"/>
-        </w:rPr>
-        <w:lastRenderedPageBreak/>
-        <w:t>证直方图高密度尾部数据与宇宙网节点致密结构的对应关系，实现统计特征与空间物理结构的双向关联分析</w:t>
-      </w:r>
-      <w:r>
-        <w:rPr>
-          <w:rFonts w:ascii="黑体" w:eastAsia="黑体" w:hAnsi="黑体" w:hint="eastAsia"/>
-          <w:b/>
-          <w:sz w:val="24"/>
-        </w:rPr>
-        <w:t>。</w:t>
-      </w:r>
-      <w:r>
-        <w:rPr>
-          <w:rFonts w:ascii="黑体" w:eastAsia="黑体" w:hAnsi="黑体" w:hint="eastAsia"/>
-          <w:color w:val="C45911"/>
-          <w:sz w:val="24"/>
-        </w:rPr>
-        <w:t>（</w:t>
-      </w:r>
-      <w:r>
-        <w:rPr>
-          <w:rFonts w:ascii="黑体" w:eastAsia="黑体" w:hAnsi="黑体" w:hint="eastAsia"/>
-          <w:color w:val="C45911"/>
-          <w:sz w:val="24"/>
-        </w:rPr>
-        <w:t>建议参赛者回答此题文字不多于800字，图片不多于5张</w:t>
-      </w:r>
-      <w:r>
-        <w:rPr>
-          <w:rFonts w:ascii="黑体" w:eastAsia="黑体" w:hAnsi="黑体" w:hint="eastAsia"/>
-          <w:color w:val="C45911"/>
-          <w:sz w:val="24"/>
-        </w:rPr>
-        <w:t>）</w:t>
-      </w:r>
-    </w:p>
-    <w:p>
-      <w:pPr>
-        <w:rPr>
-          <w:color w:val="BFBFBF"/>
-        </w:rPr>
-      </w:pPr>
-      <w:r>
-        <w:rPr>
-          <w:color w:val="BFBFBF"/>
-        </w:rPr>
-        <w:t>（下面是答题区域）</w:t>
-      </w:r>
-    </w:p>
-    <w:p>
-      <w:r>
-        <w:rPr>
+        <w:spacing w:before="60" w:after="120"/>
+        <w:jc w:val="center"/>
+      </w:pPr>
+      <w:r>
+        <w:rPr>
+          <w:rFonts w:ascii="宋体" w:hAnsi="宋体" w:eastAsia="宋体"/>
           <w:b w:val="0"/>
-        </w:rPr>
-        <w:t>（自动填入，正文 701 字）</w:t>
-      </w:r>
-    </w:p>
-    <w:p>
-      <w:r>
-        <w:rPr>
-          <w:b/>
-        </w:rPr>
-        <w:t>任务四：相空间交互刷选可视分析</w:t>
-      </w:r>
-    </w:p>
-    <w:p>
-      <w:r>
-        <w:rPr>
-          <w:b w:val="0"/>
-        </w:rPr>
-        <w:t>系统功能</w:t>
-      </w:r>
-    </w:p>
-    <w:p>
-      <w:r>
-        <w:rPr>
-          <w:b w:val="0"/>
-        </w:rPr>
-        <w:t>• 统计视图：log 密度直方图，支持拖拽框选密度区间；快捷 Top 1%（ρ≥p99=10.7601）与 Bottom 1%（ρ≤p01=8.3458）。</w:t>
-      </w:r>
-    </w:p>
-    <w:p>
-      <w:r>
-        <w:rPr>
-          <w:b w:val="0"/>
-        </w:rPr>
-        <w:t>• 空间视图：vtk.js 体渲染对刷选区间体素做传递函数高亮；Canvas 2D 最大密度投影 以金色标出刷选体素；可选 3D 点云（≤12000 点，Web Worker 后台扫描）。</w:t>
-      </w:r>
-    </w:p>
-    <w:p>
-      <w:r>
-        <w:rPr>
-          <w:b w:val="0"/>
-        </w:rPr>
-        <w:t>• 性能：刷选扫描在 Worker 线程；VTK 按需加载；相邻时间步 idle 预取。</w:t>
-      </w:r>
-    </w:p>
-    <w:p>
-      <w:r>
-        <w:rPr>
-          <w:b/>
-        </w:rPr>
-        <w:t>验证：统计 → 空间</w:t>
-      </w:r>
-    </w:p>
-    <w:p>
-      <w:r>
-        <w:rPr>
-          <w:b w:val="0"/>
-        </w:rPr>
-        <w:t>• Top 1%：直方图右尾刷选后，XY 投影显示丝状/节点状聚集（非随机散点），与 t=99 体渲染中的亮脊一致 → 高密度尾对应宇宙网致密结构。</w:t>
-      </w:r>
-    </w:p>
-    <w:p>
-      <w:r>
-        <w:rPr>
-          <w:b w:val="0"/>
-        </w:rPr>
-        <w:t>• Bottom 1%：刷选低密度左尾，投影显示广袤稀疏区域，对应 IGM 主体。</w:t>
-      </w:r>
-    </w:p>
-    <w:p>
-      <w:r>
-        <w:rPr>
-          <w:b/>
-        </w:rPr>
-        <w:t>验证：空间 → 统计</w:t>
-      </w:r>
-    </w:p>
-    <w:p>
-      <w:r>
-        <w:rPr>
-          <w:b w:val="0"/>
-        </w:rPr>
-        <w:t>• 在 t=99 XY 最大密度投影上识别 filament 亮脊（投影值 ≥ P88 的像素，金色叠加）。</w:t>
-      </w:r>
-    </w:p>
-    <w:p>
-      <w:r>
-        <w:rPr>
-          <w:b w:val="0"/>
-        </w:rPr>
-        <w:t>• 汇总这些亮脊像素的密度，得到对应区间 ρ∈[11.23, 12.16]（位于 p75–p99 右尾，与 Top 1% 刷选区间一致）。</w:t>
-      </w:r>
-    </w:p>
-    <w:p>
-      <w:r>
-        <w:rPr>
-          <w:b w:val="0"/>
-        </w:rPr>
-        <w:t>• 在 log 直方图上以金色标注该密度带 → 空间结构可反查统计位置，与 /app.html 中「先在投影/体渲染定位 filament，再在直方图标密度带」的交互路径一致。</w:t>
-      </w:r>
-    </w:p>
-    <w:p>
-      <w:r>
-        <w:rPr>
-          <w:b w:val="0"/>
-        </w:rPr>
-        <w:t>双向关联</w:t>
-      </w:r>
-    </w:p>
-    <w:p>
-      <w:r>
-        <w:rPr>
-          <w:b w:val="0"/>
-        </w:rPr>
-        <w:t>• 统计→空间：框选 [ρ_min, ρ_max] 定位满足条件的体素集合（见 Top/Bottom 1% 三联图）。</w:t>
-      </w:r>
-    </w:p>
-    <w:p>
-      <w:r>
-        <w:rPr>
-          <w:b w:val="0"/>
-        </w:rPr>
-        <w:t>• 空间→统计：在投影中识别 filament 亮脊后，反推密度带 ρ∈[11.23, 12.16] 并在直方图高亮（见 task4_spatial_to_stats.png，由 spatial_to_stats.py 与 generate_figures.py 可复现）。</w:t>
-      </w:r>
-    </w:p>
-    <w:p>
-      <w:r>
-        <w:rPr>
-          <w:b w:val="0"/>
-        </w:rPr>
-        <w:t>图：task4_spatial_to_stats</w:t>
-      </w:r>
-    </w:p>
-    <w:p>
+          <w:sz w:val="21"/>
+        </w:rPr>
+        <w:t>图2 Top 1%三联验证</w:t>
+      </w:r>
+    </w:p>
+    <w:p>
+      <w:pPr>
+        <w:jc w:val="center"/>
+      </w:pPr>
       <w:r>
         <w:drawing>
           <wp:inline xmlns:a="http://schemas.openxmlformats.org/drawingml/2006/main" xmlns:pic="http://schemas.openxmlformats.org/drawingml/2006/picture">
-            <wp:extent cx="5040000" cy="1929900"/>
+            <wp:extent cx="4320000" cy="2154633"/>
             <wp:docPr id="13" name="Picture 13"/>
             <wp:cNvGraphicFramePr>
               <a:graphicFrameLocks noChangeAspect="1"/>
@@ -2101,7 +3360,7 @@
               <a:graphicData uri="http://schemas.openxmlformats.org/drawingml/2006/picture">
                 <pic:pic>
                   <pic:nvPicPr>
-                    <pic:cNvPr id="0" name="task4_spatial_to_stats.png"/>
+                    <pic:cNvPr id="0" name="task4_hist_brush_top1.png"/>
                     <pic:cNvPicPr/>
                   </pic:nvPicPr>
                   <pic:blipFill>
@@ -2113,7 +3372,7 @@
                   <pic:spPr>
                     <a:xfrm>
                       <a:off x="0" y="0"/>
-                      <a:ext cx="5040000" cy="1929900"/>
+                      <a:ext cx="4320000" cy="2154633"/>
                     </a:xfrm>
                     <a:prstGeom prst="rect"/>
                   </pic:spPr>
@@ -2125,18 +3384,27 @@
       </w:r>
     </w:p>
     <w:p>
-      <w:r>
-        <w:rPr>
+      <w:pPr>
+        <w:spacing w:before="60" w:after="120"/>
+        <w:jc w:val="center"/>
+      </w:pPr>
+      <w:r>
+        <w:rPr>
+          <w:rFonts w:ascii="宋体" w:hAnsi="宋体" w:eastAsia="宋体"/>
           <w:b w:val="0"/>
-        </w:rPr>
-        <w:t>图：task4_brush_triptych</w:t>
-      </w:r>
-    </w:p>
-    <w:p>
+          <w:sz w:val="21"/>
+        </w:rPr>
+        <w:t>图3 Top 1%直方图刷选</w:t>
+      </w:r>
+    </w:p>
+    <w:p>
+      <w:pPr>
+        <w:jc w:val="center"/>
+      </w:pPr>
       <w:r>
         <w:drawing>
           <wp:inline xmlns:a="http://schemas.openxmlformats.org/drawingml/2006/main" xmlns:pic="http://schemas.openxmlformats.org/drawingml/2006/picture">
-            <wp:extent cx="5040000" cy="1645926"/>
+            <wp:extent cx="3960000" cy="4113886"/>
             <wp:docPr id="14" name="Picture 14"/>
             <wp:cNvGraphicFramePr>
               <a:graphicFrameLocks noChangeAspect="1"/>
@@ -2145,7 +3413,7 @@
               <a:graphicData uri="http://schemas.openxmlformats.org/drawingml/2006/picture">
                 <pic:pic>
                   <pic:nvPicPr>
-                    <pic:cNvPr id="0" name="task4_brush_triptych.png"/>
+                    <pic:cNvPr id="0" name="task4_brush_top1.png"/>
                     <pic:cNvPicPr/>
                   </pic:nvPicPr>
                   <pic:blipFill>
@@ -2157,7 +3425,7 @@
                   <pic:spPr>
                     <a:xfrm>
                       <a:off x="0" y="0"/>
-                      <a:ext cx="5040000" cy="1645926"/>
+                      <a:ext cx="3960000" cy="4113886"/>
                     </a:xfrm>
                     <a:prstGeom prst="rect"/>
                   </pic:spPr>
@@ -2169,91 +3437,17 @@
       </w:r>
     </w:p>
     <w:p>
-      <w:r>
-        <w:rPr>
+      <w:pPr>
+        <w:spacing w:before="60" w:after="120"/>
+        <w:jc w:val="center"/>
+      </w:pPr>
+      <w:r>
+        <w:rPr>
+          <w:rFonts w:ascii="宋体" w:hAnsi="宋体" w:eastAsia="宋体"/>
           <w:b w:val="0"/>
-        </w:rPr>
-        <w:t>图：task4_hist_brush_top1</w:t>
-      </w:r>
-    </w:p>
-    <w:p>
-      <w:r>
-        <w:drawing>
-          <wp:inline xmlns:a="http://schemas.openxmlformats.org/drawingml/2006/main" xmlns:pic="http://schemas.openxmlformats.org/drawingml/2006/picture">
-            <wp:extent cx="5040000" cy="2520000"/>
-            <wp:docPr id="15" name="Picture 15"/>
-            <wp:cNvGraphicFramePr>
-              <a:graphicFrameLocks noChangeAspect="1"/>
-            </wp:cNvGraphicFramePr>
-            <a:graphic>
-              <a:graphicData uri="http://schemas.openxmlformats.org/drawingml/2006/picture">
-                <pic:pic>
-                  <pic:nvPicPr>
-                    <pic:cNvPr id="0" name="task4_hist_brush_top1.png"/>
-                    <pic:cNvPicPr/>
-                  </pic:nvPicPr>
-                  <pic:blipFill>
-                    <a:blip r:embed="rId20"/>
-                    <a:stretch>
-                      <a:fillRect/>
-                    </a:stretch>
-                  </pic:blipFill>
-                  <pic:spPr>
-                    <a:xfrm>
-                      <a:off x="0" y="0"/>
-                      <a:ext cx="5040000" cy="2520000"/>
-                    </a:xfrm>
-                    <a:prstGeom prst="rect"/>
-                  </pic:spPr>
-                </pic:pic>
-              </a:graphicData>
-            </a:graphic>
-          </wp:inline>
-        </w:drawing>
-      </w:r>
-    </w:p>
-    <w:p>
-      <w:r>
-        <w:rPr>
-          <w:b w:val="0"/>
-        </w:rPr>
-        <w:t>图：task4_brush_top1</w:t>
-      </w:r>
-    </w:p>
-    <w:p>
-      <w:r>
-        <w:drawing>
-          <wp:inline xmlns:a="http://schemas.openxmlformats.org/drawingml/2006/main" xmlns:pic="http://schemas.openxmlformats.org/drawingml/2006/picture">
-            <wp:extent cx="5040000" cy="5040000"/>
-            <wp:docPr id="16" name="Picture 16"/>
-            <wp:cNvGraphicFramePr>
-              <a:graphicFrameLocks noChangeAspect="1"/>
-            </wp:cNvGraphicFramePr>
-            <a:graphic>
-              <a:graphicData uri="http://schemas.openxmlformats.org/drawingml/2006/picture">
-                <pic:pic>
-                  <pic:nvPicPr>
-                    <pic:cNvPr id="0" name="task4_brush_top1.png"/>
-                    <pic:cNvPicPr/>
-                  </pic:nvPicPr>
-                  <pic:blipFill>
-                    <a:blip r:embed="rId21"/>
-                    <a:stretch>
-                      <a:fillRect/>
-                    </a:stretch>
-                  </pic:blipFill>
-                  <pic:spPr>
-                    <a:xfrm>
-                      <a:off x="0" y="0"/>
-                      <a:ext cx="5040000" cy="5040000"/>
-                    </a:xfrm>
-                    <a:prstGeom prst="rect"/>
-                  </pic:spPr>
-                </pic:pic>
-              </a:graphicData>
-            </a:graphic>
-          </wp:inline>
-        </w:drawing>
+          <w:sz w:val="21"/>
+        </w:rPr>
+        <w:t>图4 Top 1%空间投影</w:t>
       </w:r>
     </w:p>
     <w:sectPr>
@@ -2711,8 +3905,8 @@
       <w:spacing w:after="160" w:line="259" w:lineRule="auto"/>
     </w:pPr>
     <w:rPr>
-      <w:rFonts w:eastAsia="Microsoft YaHei UI" w:ascii="宋体" w:hAnsi="宋体"/>
-      <w:sz w:val="22"/>
+      <w:rFonts w:eastAsia="宋体" w:ascii="宋体" w:hAnsi="宋体"/>
+      <w:sz w:val="21"/>
       <w:szCs w:val="22"/>
     </w:rPr>
   </w:style>

--- a/docs/submission/Nyx_answerSheet_filled.docx
+++ b/docs/submission/Nyx_answerSheet_filled.docx
@@ -535,7 +535,7 @@
           <w:b w:val="0"/>
           <w:sz w:val="21"/>
         </w:rPr>
-        <w:t>本任务对Nyx官方128³重子气体密度场进行体渲染展示。数据共100个时间步，小端float32存储，体素线性索引为z→y→x（index=z+128y+128²x）。渲染管线基于vtk.js GPU光线投射，传递函数采用宇宙学预设cosmic：在log域按全域p01–p99映射密度到颜色与不透明度，并启用Phong着色以突出filament脊线。为便于跨时刻对比，选取t=0、25、50、75、99五帧，固定相机位姿与色标范围，以1920×1080分辨率输出体渲染图与五联条带图。</w:t>
+        <w:t>宇宙网诞生记01–02：Nyx官方128³重子气体密度（仅气体，非暗物质），100步t=0…99，小端float32，索引z→y→x。渲染管线基于vtk.js GPU光线投射，传递函数采用宇宙学预设cosmic：在log域按全域p01–p99映射密度到颜色与不透明度，并启用Phong着色以突出filament脊线。为便于跨时刻对比，选取t=0、25、50、75、99五帧，固定相机位姿与色标范围，以1920×1080分辨率输出体渲染图与五联条带图。</w:t>
       </w:r>
     </w:p>
     <w:p>
@@ -2866,7 +2866,7 @@
           <w:b w:val="0"/>
           <w:sz w:val="21"/>
         </w:rPr>
-        <w:t>交互分析页（/app.html）集成log密度直方图（D3.js）与vtk.js体渲染。用户可在直方图上拖拽框选密度区间，或通过快捷按钮选取Top 1%（ρ≥10.7601）与Bottom 1%（ρ≤8.3458）。刷选后传递函数对命中体素高亮，Canvas 2D最大密度投影以金色标出刷选体素；可选3D点云预览（≤12000点）。刷选体素扫描在Web Worker中执行，避免阻塞主线程渲染；相邻时间步idle预取以提升播放流畅度。</w:t>
+        <w:t>交互页v2为三栏：左统计、中体渲染常驻、右刷选（/app.html）。预设Top 1%、90–99%纤维、Bottom 1%；可拖拽框选密度区间。Top 1%：ρ≥10.7601；纤维：ρ∈[9.96,10.76]；Bottom 1%：ρ≤8.3458。刷选后传递函数对命中体素高亮，Canvas 2D最大密度投影以金色标出刷选体素；可选3D点云预览（≤12000点）。刷选体素扫描在Web Worker中执行，避免阻塞主线程渲染；相邻时间步idle预取以提升播放流畅度。</w:t>
       </w:r>
     </w:p>
     <w:p>
@@ -3061,6 +3061,84 @@
                 <w:sz w:val="21"/>
               </w:rPr>
               <w:t>ρ≥10.76</w:t>
+            </w:r>
+          </w:p>
+        </w:tc>
+      </w:tr>
+      <w:tr>
+        <w:tc>
+          <w:tcPr>
+            <w:tcW w:type="dxa" w:w="2436"/>
+          </w:tcPr>
+          <w:p>
+            <w:pPr>
+              <w:spacing w:line="240" w:lineRule="auto"/>
+              <w:jc w:val="center"/>
+            </w:pPr>
+            <w:r>
+              <w:rPr>
+                <w:rFonts w:ascii="宋体" w:hAnsi="宋体" w:eastAsia="宋体"/>
+                <w:b w:val="0"/>
+                <w:sz w:val="21"/>
+              </w:rPr>
+              <w:t>统计→空间</w:t>
+            </w:r>
+          </w:p>
+        </w:tc>
+        <w:tc>
+          <w:tcPr>
+            <w:tcW w:type="dxa" w:w="2436"/>
+          </w:tcPr>
+          <w:p>
+            <w:pPr>
+              <w:spacing w:line="240" w:lineRule="auto"/>
+              <w:jc w:val="center"/>
+            </w:pPr>
+            <w:r>
+              <w:rPr>
+                <w:rFonts w:ascii="宋体" w:hAnsi="宋体" w:eastAsia="宋体"/>
+                <w:b w:val="0"/>
+                <w:sz w:val="21"/>
+              </w:rPr>
+              <w:t>纤维90–99%</w:t>
+            </w:r>
+          </w:p>
+        </w:tc>
+        <w:tc>
+          <w:tcPr>
+            <w:tcW w:type="dxa" w:w="2436"/>
+          </w:tcPr>
+          <w:p>
+            <w:pPr>
+              <w:spacing w:line="240" w:lineRule="auto"/>
+              <w:jc w:val="center"/>
+            </w:pPr>
+            <w:r>
+              <w:rPr>
+                <w:rFonts w:ascii="宋体" w:hAnsi="宋体" w:eastAsia="宋体"/>
+                <w:b w:val="0"/>
+                <w:sz w:val="21"/>
+              </w:rPr>
+              <w:t>亮脊带状</w:t>
+            </w:r>
+          </w:p>
+        </w:tc>
+        <w:tc>
+          <w:tcPr>
+            <w:tcW w:type="dxa" w:w="2436"/>
+          </w:tcPr>
+          <w:p>
+            <w:pPr>
+              <w:spacing w:line="240" w:lineRule="auto"/>
+              <w:jc w:val="center"/>
+            </w:pPr>
+            <w:r>
+              <w:rPr>
+                <w:rFonts w:ascii="宋体" w:hAnsi="宋体" w:eastAsia="宋体"/>
+                <w:b w:val="0"/>
+                <w:sz w:val="21"/>
+              </w:rPr>
+              <w:t>ρ∈[9.96,10.76]</w:t>
             </w:r>
           </w:p>
         </w:tc>
